--- a/output/exam_comm2_student.docx
+++ b/output/exam_comm2_student.docx
@@ -73,7 +73,7 @@
           <w:sz w:val="21"/>
           <w:u w:val="none"/>
         </w:rPr>
-        <w:t>(1)　彼の名前はそのリストに</w:t>
+        <w:t xml:space="preserve">(1)　</w:t>
       </w:r>
       <w:r>
         <w:rPr>
@@ -83,7 +83,7 @@
           <w:sz w:val="21"/>
           <w:u w:val="single"/>
         </w:rPr>
-        <w:t>加えられる</w:t>
+        <w:t>意外なことに</w:t>
       </w:r>
       <w:r>
         <w:rPr>
@@ -93,7 +93,7 @@
           <w:sz w:val="21"/>
           <w:u w:val="none"/>
         </w:rPr>
-        <w:t>だろう。</w:t>
+        <w:t>、私の息子は遊園地に行きたくないと言った。</w:t>
       </w:r>
     </w:p>
     <w:p>
@@ -110,7 +110,7 @@
           <w:sz w:val="21"/>
           <w:u w:val="none"/>
         </w:rPr>
-        <w:t>His name will （　　　）（　　　）（　　　） the list.</w:t>
+        <w:t>（　　　　　　　　　）, my son said he didn't want to go to the amusement park.</w:t>
       </w:r>
     </w:p>
     <w:p>
@@ -129,7 +129,7 @@
           <w:sz w:val="21"/>
           <w:u w:val="none"/>
         </w:rPr>
-        <w:t>(2)　彼の学校の成績は</w:t>
+        <w:t>(2)　この地域の</w:t>
       </w:r>
       <w:r>
         <w:rPr>
@@ -139,7 +139,7 @@
           <w:sz w:val="21"/>
           <w:u w:val="single"/>
         </w:rPr>
-        <w:t>着実に</w:t>
+        <w:t>渋滞</w:t>
       </w:r>
       <w:r>
         <w:rPr>
@@ -149,7 +149,7 @@
           <w:sz w:val="21"/>
           <w:u w:val="none"/>
         </w:rPr>
-        <w:t>良くなっている。</w:t>
+        <w:t>は朝が一番ひどい。</w:t>
       </w:r>
     </w:p>
     <w:p>
@@ -166,7 +166,7 @@
           <w:sz w:val="21"/>
           <w:u w:val="none"/>
         </w:rPr>
-        <w:t>His school work is （ s　　　　） getting better.</w:t>
+        <w:t>The （　　　　　　　　　） in this area is the worst in the morning.</w:t>
       </w:r>
     </w:p>
     <w:p>
@@ -185,7 +185,7 @@
           <w:sz w:val="21"/>
           <w:u w:val="none"/>
         </w:rPr>
-        <w:t>(3)　一生懸命働くことがあなたが成功するための</w:t>
+        <w:t>(3)　エリザベスは友だちから</w:t>
       </w:r>
       <w:r>
         <w:rPr>
@@ -195,7 +195,7 @@
           <w:sz w:val="21"/>
           <w:u w:val="single"/>
         </w:rPr>
-        <w:t>基本</w:t>
+        <w:t>ベスと呼ばれるのが好き</w:t>
       </w:r>
       <w:r>
         <w:rPr>
@@ -205,7 +205,7 @@
           <w:sz w:val="21"/>
           <w:u w:val="none"/>
         </w:rPr>
-        <w:t>である。</w:t>
+        <w:t>だ。</w:t>
       </w:r>
     </w:p>
     <w:p>
@@ -222,7 +222,7 @@
           <w:sz w:val="21"/>
           <w:u w:val="none"/>
         </w:rPr>
-        <w:t>Working hard is （ f　　　　　） for your success.</w:t>
+        <w:t>Elizabeth （　　　　）（　　　　）（　　　　　　　）Beth by her friends.</w:t>
       </w:r>
     </w:p>
     <w:p>
@@ -241,7 +241,7 @@
           <w:sz w:val="21"/>
           <w:u w:val="none"/>
         </w:rPr>
-        <w:t>(4)　年齢性別に</w:t>
+        <w:t>(4)　その少年は窓を割った人を</w:t>
       </w:r>
       <w:r>
         <w:rPr>
@@ -251,63 +251,7 @@
           <w:sz w:val="21"/>
           <w:u w:val="single"/>
         </w:rPr>
-        <w:t>関わらず</w:t>
-      </w:r>
-      <w:r>
-        <w:rPr>
-          <w:rFonts w:eastAsia="MS Mincho" w:ascii="Times New Roman" w:hAnsi="Times New Roman"/>
-          <w:b w:val="0"/>
-          <w:i w:val="0"/>
-          <w:sz w:val="21"/>
-          <w:u w:val="none"/>
-        </w:rPr>
-        <w:t>、身体のトレーニングはとても重要です。</w:t>
-      </w:r>
-    </w:p>
-    <w:p>
-      <w:pPr>
-        <w:spacing w:before="0" w:after="80"/>
-        <w:ind w:left="454" w:firstLine="0"/>
-        <w:jc w:val="left"/>
-      </w:pPr>
-      <w:r>
-        <w:rPr>
-          <w:rFonts w:eastAsia="MS Mincho" w:ascii="Times New Roman" w:hAnsi="Times New Roman"/>
-          <w:b w:val="0"/>
-          <w:i w:val="0"/>
-          <w:sz w:val="21"/>
-          <w:u w:val="none"/>
-        </w:rPr>
-        <w:t>（　　　）（　　　） your age or gender, physical training is very important.</w:t>
-      </w:r>
-    </w:p>
-    <w:p>
-      <w:pPr>
-        <w:tabs>
-          <w:tab w:pos="9071" w:val="right"/>
-        </w:tabs>
-        <w:spacing w:before="60" w:after="0"/>
-        <w:ind w:left="170" w:firstLine="0"/>
-      </w:pPr>
-      <w:r>
-        <w:rPr>
-          <w:rFonts w:eastAsia="MS Mincho" w:ascii="Times New Roman" w:hAnsi="Times New Roman"/>
-          <w:b w:val="0"/>
-          <w:i w:val="0"/>
-          <w:sz w:val="21"/>
-          <w:u w:val="none"/>
-        </w:rPr>
-        <w:t>(5)　彼女がパリで始めた小さな店は、巨大な世界企業へと</w:t>
-      </w:r>
-      <w:r>
-        <w:rPr>
-          <w:rFonts w:eastAsia="MS Mincho" w:ascii="Times New Roman" w:hAnsi="Times New Roman"/>
-          <w:b w:val="0"/>
-          <w:i w:val="0"/>
-          <w:sz w:val="21"/>
-          <w:u w:val="single"/>
-        </w:rPr>
-        <w:t>進化した</w:t>
+        <w:t>見たかもしれない</w:t>
       </w:r>
       <w:r>
         <w:rPr>
@@ -334,7 +278,7 @@
           <w:sz w:val="21"/>
           <w:u w:val="none"/>
         </w:rPr>
-        <w:t>The small shop she started in Paris has （　　　） into a huge global company.</w:t>
+        <w:t>The boy （　　　）（　　　　　）（　　　）the person who broke the window.</w:t>
       </w:r>
     </w:p>
     <w:p>
@@ -353,7 +297,7 @@
           <w:sz w:val="21"/>
           <w:u w:val="none"/>
         </w:rPr>
-        <w:t>(6)　私たちのグループは10人のメンバーで</w:t>
+        <w:t>(5)　地元の</w:t>
       </w:r>
       <w:r>
         <w:rPr>
@@ -363,7 +307,7 @@
           <w:sz w:val="21"/>
           <w:u w:val="single"/>
         </w:rPr>
-        <w:t>構成されている</w:t>
+        <w:t>住民</w:t>
       </w:r>
       <w:r>
         <w:rPr>
@@ -373,7 +317,7 @@
           <w:sz w:val="21"/>
           <w:u w:val="none"/>
         </w:rPr>
-        <w:t>。</w:t>
+        <w:t>たちは子どもたちのために公園を作った。</w:t>
       </w:r>
     </w:p>
     <w:p>
@@ -390,7 +334,7 @@
           <w:sz w:val="21"/>
           <w:u w:val="none"/>
         </w:rPr>
-        <w:t>Our group （　　　）（　　　） ten members.</w:t>
+        <w:t>The local （　　　　　　　　） created a park for children.</w:t>
       </w:r>
     </w:p>
     <w:p>
@@ -409,7 +353,7 @@
           <w:sz w:val="21"/>
           <w:u w:val="none"/>
         </w:rPr>
-        <w:t>(7)　ワーズワースはイギリスの偉大な詩人として</w:t>
+        <w:t>(6)　その5台のうち、この自転車は</w:t>
       </w:r>
       <w:r>
         <w:rPr>
@@ -419,7 +363,7 @@
           <w:sz w:val="21"/>
           <w:u w:val="single"/>
         </w:rPr>
-        <w:t>知られている</w:t>
+        <w:t>比較的高価</w:t>
       </w:r>
       <w:r>
         <w:rPr>
@@ -429,7 +373,7 @@
           <w:sz w:val="21"/>
           <w:u w:val="none"/>
         </w:rPr>
-        <w:t>。</w:t>
+        <w:t>だと思います。</w:t>
       </w:r>
     </w:p>
     <w:p>
@@ -446,7 +390,7 @@
           <w:sz w:val="21"/>
           <w:u w:val="none"/>
         </w:rPr>
-        <w:t>Wordsworth （　　　）（　　　）（　　　） a great English poet.</w:t>
+        <w:t>I think this bicycle is （ r　　　　　　　　） expensive among the five.</w:t>
       </w:r>
     </w:p>
     <w:p>
@@ -465,7 +409,7 @@
           <w:sz w:val="21"/>
           <w:u w:val="none"/>
         </w:rPr>
-        <w:t>(8)　よく考えた末、私はその仕事の依頼を</w:t>
+        <w:t>(7)　それらの古銭を</w:t>
       </w:r>
       <w:r>
         <w:rPr>
@@ -475,7 +419,7 @@
           <w:sz w:val="21"/>
           <w:u w:val="single"/>
         </w:rPr>
-        <w:t>受けることにした</w:t>
+        <w:t>評価する</w:t>
       </w:r>
       <w:r>
         <w:rPr>
@@ -485,7 +429,7 @@
           <w:sz w:val="21"/>
           <w:u w:val="none"/>
         </w:rPr>
-        <w:t>。</w:t>
+        <w:t>のは難しい。</w:t>
       </w:r>
     </w:p>
     <w:p>
@@ -502,7 +446,7 @@
           <w:sz w:val="21"/>
           <w:u w:val="none"/>
         </w:rPr>
-        <w:t>After some （ r　　　　　）, I decided to accept the job offer.</w:t>
+        <w:t>It is difficult to （ e　　　　　　　　） these old coins.</w:t>
       </w:r>
     </w:p>
     <w:p>
@@ -521,7 +465,7 @@
           <w:sz w:val="21"/>
           <w:u w:val="none"/>
         </w:rPr>
-        <w:t>(9)　2004年、熊野古道は世界遺産に</w:t>
+        <w:t>(8)　兄は</w:t>
       </w:r>
       <w:r>
         <w:rPr>
@@ -531,7 +475,7 @@
           <w:sz w:val="21"/>
           <w:u w:val="single"/>
         </w:rPr>
-        <w:t>登録された</w:t>
+        <w:t>以前</w:t>
       </w:r>
       <w:r>
         <w:rPr>
@@ -541,7 +485,7 @@
           <w:sz w:val="21"/>
           <w:u w:val="none"/>
         </w:rPr>
-        <w:t>。</w:t>
+        <w:t>サンフランシスコに住んでいた。彼は今ヒューストンに住んでいる。</w:t>
       </w:r>
     </w:p>
     <w:p>
@@ -558,7 +502,63 @@
           <w:sz w:val="21"/>
           <w:u w:val="none"/>
         </w:rPr>
-        <w:t>In 2004, Kumano-kodo （　　　）（　　　） as a World Heritage Site.</w:t>
+        <w:t>My brother （　　　　）（　　） live in San Francisco. He lives in Houston now.</w:t>
+      </w:r>
+    </w:p>
+    <w:p>
+      <w:pPr>
+        <w:tabs>
+          <w:tab w:pos="9071" w:val="right"/>
+        </w:tabs>
+        <w:spacing w:before="60" w:after="0"/>
+        <w:ind w:left="170" w:firstLine="0"/>
+      </w:pPr>
+      <w:r>
+        <w:rPr>
+          <w:rFonts w:eastAsia="MS Mincho" w:ascii="Times New Roman" w:hAnsi="Times New Roman"/>
+          <w:b w:val="0"/>
+          <w:i w:val="0"/>
+          <w:sz w:val="21"/>
+          <w:u w:val="none"/>
+        </w:rPr>
+        <w:t>(9)　私はその問題は</w:t>
+      </w:r>
+      <w:r>
+        <w:rPr>
+          <w:rFonts w:eastAsia="MS Mincho" w:ascii="Times New Roman" w:hAnsi="Times New Roman"/>
+          <w:b w:val="0"/>
+          <w:i w:val="0"/>
+          <w:sz w:val="21"/>
+          <w:u w:val="single"/>
+        </w:rPr>
+        <w:t>議論する価値がある</w:t>
+      </w:r>
+      <w:r>
+        <w:rPr>
+          <w:rFonts w:eastAsia="MS Mincho" w:ascii="Times New Roman" w:hAnsi="Times New Roman"/>
+          <w:b w:val="0"/>
+          <w:i w:val="0"/>
+          <w:sz w:val="21"/>
+          <w:u w:val="none"/>
+        </w:rPr>
+        <w:t>とは思えない。</w:t>
+      </w:r>
+    </w:p>
+    <w:p>
+      <w:pPr>
+        <w:spacing w:before="0" w:after="80"/>
+        <w:ind w:left="454" w:firstLine="0"/>
+        <w:jc w:val="left"/>
+      </w:pPr>
+      <w:r>
+        <w:rPr>
+          <w:rFonts w:eastAsia="MS Mincho" w:ascii="Times New Roman" w:hAnsi="Times New Roman"/>
+          <w:b w:val="0"/>
+          <w:i w:val="0"/>
+          <w:sz w:val="21"/>
+          <w:u w:val="none"/>
+        </w:rPr>
+        <w:t>I don't think that the matter is （　　　　　）（　　　　　　　　　）.</w:t>
       </w:r>
     </w:p>
     <w:p/>

--- a/output/exam_comm2_student.docx
+++ b/output/exam_comm2_student.docx
@@ -73,7 +73,7 @@
           <w:sz w:val="21"/>
           <w:u w:val="none"/>
         </w:rPr>
-        <w:t xml:space="preserve">(1)　</w:t>
+        <w:t>(1)　この地域の多くの人は名古屋に</w:t>
       </w:r>
       <w:r>
         <w:rPr>
@@ -83,175 +83,7 @@
           <w:sz w:val="21"/>
           <w:u w:val="single"/>
         </w:rPr>
-        <w:t>意外なことに</w:t>
-      </w:r>
-      <w:r>
-        <w:rPr>
-          <w:rFonts w:eastAsia="MS Mincho" w:ascii="Times New Roman" w:hAnsi="Times New Roman"/>
-          <w:b w:val="0"/>
-          <w:i w:val="0"/>
-          <w:sz w:val="21"/>
-          <w:u w:val="none"/>
-        </w:rPr>
-        <w:t>、私の息子は遊園地に行きたくないと言った。</w:t>
-      </w:r>
-    </w:p>
-    <w:p>
-      <w:pPr>
-        <w:spacing w:before="0" w:after="80"/>
-        <w:ind w:left="454" w:firstLine="0"/>
-        <w:jc w:val="left"/>
-      </w:pPr>
-      <w:r>
-        <w:rPr>
-          <w:rFonts w:eastAsia="MS Mincho" w:ascii="Times New Roman" w:hAnsi="Times New Roman"/>
-          <w:b w:val="0"/>
-          <w:i w:val="0"/>
-          <w:sz w:val="21"/>
-          <w:u w:val="none"/>
-        </w:rPr>
-        <w:t>（　　　　　　　　　）, my son said he didn't want to go to the amusement park.</w:t>
-      </w:r>
-    </w:p>
-    <w:p>
-      <w:pPr>
-        <w:tabs>
-          <w:tab w:pos="9071" w:val="right"/>
-        </w:tabs>
-        <w:spacing w:before="60" w:after="0"/>
-        <w:ind w:left="170" w:firstLine="0"/>
-      </w:pPr>
-      <w:r>
-        <w:rPr>
-          <w:rFonts w:eastAsia="MS Mincho" w:ascii="Times New Roman" w:hAnsi="Times New Roman"/>
-          <w:b w:val="0"/>
-          <w:i w:val="0"/>
-          <w:sz w:val="21"/>
-          <w:u w:val="none"/>
-        </w:rPr>
-        <w:t>(2)　この地域の</w:t>
-      </w:r>
-      <w:r>
-        <w:rPr>
-          <w:rFonts w:eastAsia="MS Mincho" w:ascii="Times New Roman" w:hAnsi="Times New Roman"/>
-          <w:b w:val="0"/>
-          <w:i w:val="0"/>
-          <w:sz w:val="21"/>
-          <w:u w:val="single"/>
-        </w:rPr>
-        <w:t>渋滞</w:t>
-      </w:r>
-      <w:r>
-        <w:rPr>
-          <w:rFonts w:eastAsia="MS Mincho" w:ascii="Times New Roman" w:hAnsi="Times New Roman"/>
-          <w:b w:val="0"/>
-          <w:i w:val="0"/>
-          <w:sz w:val="21"/>
-          <w:u w:val="none"/>
-        </w:rPr>
-        <w:t>は朝が一番ひどい。</w:t>
-      </w:r>
-    </w:p>
-    <w:p>
-      <w:pPr>
-        <w:spacing w:before="0" w:after="80"/>
-        <w:ind w:left="454" w:firstLine="0"/>
-        <w:jc w:val="left"/>
-      </w:pPr>
-      <w:r>
-        <w:rPr>
-          <w:rFonts w:eastAsia="MS Mincho" w:ascii="Times New Roman" w:hAnsi="Times New Roman"/>
-          <w:b w:val="0"/>
-          <w:i w:val="0"/>
-          <w:sz w:val="21"/>
-          <w:u w:val="none"/>
-        </w:rPr>
-        <w:t>The （　　　　　　　　　） in this area is the worst in the morning.</w:t>
-      </w:r>
-    </w:p>
-    <w:p>
-      <w:pPr>
-        <w:tabs>
-          <w:tab w:pos="9071" w:val="right"/>
-        </w:tabs>
-        <w:spacing w:before="60" w:after="0"/>
-        <w:ind w:left="170" w:firstLine="0"/>
-      </w:pPr>
-      <w:r>
-        <w:rPr>
-          <w:rFonts w:eastAsia="MS Mincho" w:ascii="Times New Roman" w:hAnsi="Times New Roman"/>
-          <w:b w:val="0"/>
-          <w:i w:val="0"/>
-          <w:sz w:val="21"/>
-          <w:u w:val="none"/>
-        </w:rPr>
-        <w:t>(3)　エリザベスは友だちから</w:t>
-      </w:r>
-      <w:r>
-        <w:rPr>
-          <w:rFonts w:eastAsia="MS Mincho" w:ascii="Times New Roman" w:hAnsi="Times New Roman"/>
-          <w:b w:val="0"/>
-          <w:i w:val="0"/>
-          <w:sz w:val="21"/>
-          <w:u w:val="single"/>
-        </w:rPr>
-        <w:t>ベスと呼ばれるのが好き</w:t>
-      </w:r>
-      <w:r>
-        <w:rPr>
-          <w:rFonts w:eastAsia="MS Mincho" w:ascii="Times New Roman" w:hAnsi="Times New Roman"/>
-          <w:b w:val="0"/>
-          <w:i w:val="0"/>
-          <w:sz w:val="21"/>
-          <w:u w:val="none"/>
-        </w:rPr>
-        <w:t>だ。</w:t>
-      </w:r>
-    </w:p>
-    <w:p>
-      <w:pPr>
-        <w:spacing w:before="0" w:after="80"/>
-        <w:ind w:left="454" w:firstLine="0"/>
-        <w:jc w:val="left"/>
-      </w:pPr>
-      <w:r>
-        <w:rPr>
-          <w:rFonts w:eastAsia="MS Mincho" w:ascii="Times New Roman" w:hAnsi="Times New Roman"/>
-          <w:b w:val="0"/>
-          <w:i w:val="0"/>
-          <w:sz w:val="21"/>
-          <w:u w:val="none"/>
-        </w:rPr>
-        <w:t>Elizabeth （　　　　）（　　　　）（　　　　　　　）Beth by her friends.</w:t>
-      </w:r>
-    </w:p>
-    <w:p>
-      <w:pPr>
-        <w:tabs>
-          <w:tab w:pos="9071" w:val="right"/>
-        </w:tabs>
-        <w:spacing w:before="60" w:after="0"/>
-        <w:ind w:left="170" w:firstLine="0"/>
-      </w:pPr>
-      <w:r>
-        <w:rPr>
-          <w:rFonts w:eastAsia="MS Mincho" w:ascii="Times New Roman" w:hAnsi="Times New Roman"/>
-          <w:b w:val="0"/>
-          <w:i w:val="0"/>
-          <w:sz w:val="21"/>
-          <w:u w:val="none"/>
-        </w:rPr>
-        <w:t>(4)　その少年は窓を割った人を</w:t>
-      </w:r>
-      <w:r>
-        <w:rPr>
-          <w:rFonts w:eastAsia="MS Mincho" w:ascii="Times New Roman" w:hAnsi="Times New Roman"/>
-          <w:b w:val="0"/>
-          <w:i w:val="0"/>
-          <w:sz w:val="21"/>
-          <w:u w:val="single"/>
-        </w:rPr>
-        <w:t>見たかもしれない</w:t>
+        <w:t>通勤している</w:t>
       </w:r>
       <w:r>
         <w:rPr>
@@ -278,7 +110,7 @@
           <w:sz w:val="21"/>
           <w:u w:val="none"/>
         </w:rPr>
-        <w:t>The boy （　　　）（　　　　　）（　　　）the person who broke the window.</w:t>
+        <w:t>Many people in this area （　　　　　　　　　） to Nagoya.</w:t>
       </w:r>
     </w:p>
     <w:p>
@@ -297,7 +129,7 @@
           <w:sz w:val="21"/>
           <w:u w:val="none"/>
         </w:rPr>
-        <w:t>(5)　地元の</w:t>
+        <w:t>(2)　彼らの政府は深刻な</w:t>
       </w:r>
       <w:r>
         <w:rPr>
@@ -307,7 +139,7 @@
           <w:sz w:val="21"/>
           <w:u w:val="single"/>
         </w:rPr>
-        <w:t>住民</w:t>
+        <w:t>財政危機</w:t>
       </w:r>
       <w:r>
         <w:rPr>
@@ -317,7 +149,7 @@
           <w:sz w:val="21"/>
           <w:u w:val="none"/>
         </w:rPr>
-        <w:t>たちは子どもたちのために公園を作った。</w:t>
+        <w:t>にある。</w:t>
       </w:r>
     </w:p>
     <w:p>
@@ -334,7 +166,7 @@
           <w:sz w:val="21"/>
           <w:u w:val="none"/>
         </w:rPr>
-        <w:t>The local （　　　　　　　　） created a park for children.</w:t>
+        <w:t>Their government is in a serious financial （　　　　　　）.</w:t>
       </w:r>
     </w:p>
     <w:p>
@@ -353,7 +185,7 @@
           <w:sz w:val="21"/>
           <w:u w:val="none"/>
         </w:rPr>
-        <w:t>(6)　その5台のうち、この自転車は</w:t>
+        <w:t>(3)　鍵が見つからない。家の中に</w:t>
       </w:r>
       <w:r>
         <w:rPr>
@@ -363,7 +195,7 @@
           <w:sz w:val="21"/>
           <w:u w:val="single"/>
         </w:rPr>
-        <w:t>比較的高価</w:t>
+        <w:t>置いてきてしまったにちがいない</w:t>
       </w:r>
       <w:r>
         <w:rPr>
@@ -373,7 +205,7 @@
           <w:sz w:val="21"/>
           <w:u w:val="none"/>
         </w:rPr>
-        <w:t>だと思います。</w:t>
+        <w:t>。</w:t>
       </w:r>
     </w:p>
     <w:p>
@@ -390,7 +222,7 @@
           <w:sz w:val="21"/>
           <w:u w:val="none"/>
         </w:rPr>
-        <w:t>I think this bicycle is （ r　　　　　　　　） expensive among the five.</w:t>
+        <w:t>I can't find my key. I （　　　）（　　　　　）（　　　） it in the house.</w:t>
       </w:r>
     </w:p>
     <w:p>
@@ -409,7 +241,7 @@
           <w:sz w:val="21"/>
           <w:u w:val="none"/>
         </w:rPr>
-        <w:t>(7)　それらの古銭を</w:t>
+        <w:t>(4)　私のおじは農家で、</w:t>
       </w:r>
       <w:r>
         <w:rPr>
@@ -419,7 +251,7 @@
           <w:sz w:val="21"/>
           <w:u w:val="single"/>
         </w:rPr>
-        <w:t>評価する</w:t>
+        <w:t>温室</w:t>
       </w:r>
       <w:r>
         <w:rPr>
@@ -429,7 +261,7 @@
           <w:sz w:val="21"/>
           <w:u w:val="none"/>
         </w:rPr>
-        <w:t>のは難しい。</w:t>
+        <w:t>でイチゴを育てている。</w:t>
       </w:r>
     </w:p>
     <w:p>
@@ -446,7 +278,7 @@
           <w:sz w:val="21"/>
           <w:u w:val="none"/>
         </w:rPr>
-        <w:t>It is difficult to （ e　　　　　　　　） these old coins.</w:t>
+        <w:t>My uncle is a farmer and he grows strawberries in a （　　　　　　　　　）.</w:t>
       </w:r>
     </w:p>
     <w:p>
@@ -465,7 +297,7 @@
           <w:sz w:val="21"/>
           <w:u w:val="none"/>
         </w:rPr>
-        <w:t>(8)　兄は</w:t>
+        <w:t>(5)　私にはこの英語の語の</w:t>
       </w:r>
       <w:r>
         <w:rPr>
@@ -475,7 +307,7 @@
           <w:sz w:val="21"/>
           <w:u w:val="single"/>
         </w:rPr>
-        <w:t>以前</w:t>
+        <w:t>ニュアンス</w:t>
       </w:r>
       <w:r>
         <w:rPr>
@@ -485,7 +317,7 @@
           <w:sz w:val="21"/>
           <w:u w:val="none"/>
         </w:rPr>
-        <w:t>サンフランシスコに住んでいた。彼は今ヒューストンに住んでいる。</w:t>
+        <w:t>がわからない。</w:t>
       </w:r>
     </w:p>
     <w:p>
@@ -502,7 +334,7 @@
           <w:sz w:val="21"/>
           <w:u w:val="none"/>
         </w:rPr>
-        <w:t>My brother （　　　　）（　　） live in San Francisco. He lives in Houston now.</w:t>
+        <w:t>I don't understand the （　　　　　　　　　） of this English word.</w:t>
       </w:r>
     </w:p>
     <w:p>
@@ -521,7 +353,7 @@
           <w:sz w:val="21"/>
           <w:u w:val="none"/>
         </w:rPr>
-        <w:t>(9)　私はその問題は</w:t>
+        <w:t>(6)　彼女は</w:t>
       </w:r>
       <w:r>
         <w:rPr>
@@ -531,7 +363,7 @@
           <w:sz w:val="21"/>
           <w:u w:val="single"/>
         </w:rPr>
-        <w:t>議論する価値がある</w:t>
+        <w:t>ラッシュアワーの</w:t>
       </w:r>
       <w:r>
         <w:rPr>
@@ -541,7 +373,7 @@
           <w:sz w:val="21"/>
           <w:u w:val="none"/>
         </w:rPr>
-        <w:t>とは思えない。</w:t>
+        <w:t>渋滞に巻き込まれて会議に遅れた。</w:t>
       </w:r>
     </w:p>
     <w:p>
@@ -558,7 +390,175 @@
           <w:sz w:val="21"/>
           <w:u w:val="none"/>
         </w:rPr>
-        <w:t>I don't think that the matter is （　　　　　）（　　　　　　　　　）.</w:t>
+        <w:t>She was caught in （　　　　） hour traffic and was late for the meeting.</w:t>
+      </w:r>
+    </w:p>
+    <w:p>
+      <w:pPr>
+        <w:tabs>
+          <w:tab w:pos="9071" w:val="right"/>
+        </w:tabs>
+        <w:spacing w:before="60" w:after="0"/>
+        <w:ind w:left="170" w:firstLine="0"/>
+      </w:pPr>
+      <w:r>
+        <w:rPr>
+          <w:rFonts w:eastAsia="MS Mincho" w:ascii="Times New Roman" w:hAnsi="Times New Roman"/>
+          <w:b w:val="0"/>
+          <w:i w:val="0"/>
+          <w:sz w:val="21"/>
+          <w:u w:val="none"/>
+        </w:rPr>
+        <w:t>(7)　睡眠不足が健康に悪いことは</w:t>
+      </w:r>
+      <w:r>
+        <w:rPr>
+          <w:rFonts w:eastAsia="MS Mincho" w:ascii="Times New Roman" w:hAnsi="Times New Roman"/>
+          <w:b w:val="0"/>
+          <w:i w:val="0"/>
+          <w:sz w:val="21"/>
+          <w:u w:val="single"/>
+        </w:rPr>
+        <w:t>言うまでもない</w:t>
+      </w:r>
+      <w:r>
+        <w:rPr>
+          <w:rFonts w:eastAsia="MS Mincho" w:ascii="Times New Roman" w:hAnsi="Times New Roman"/>
+          <w:b w:val="0"/>
+          <w:i w:val="0"/>
+          <w:sz w:val="21"/>
+          <w:u w:val="none"/>
+        </w:rPr>
+        <w:t>。</w:t>
+      </w:r>
+    </w:p>
+    <w:p>
+      <w:pPr>
+        <w:spacing w:before="0" w:after="80"/>
+        <w:ind w:left="454" w:firstLine="0"/>
+        <w:jc w:val="left"/>
+      </w:pPr>
+      <w:r>
+        <w:rPr>
+          <w:rFonts w:eastAsia="MS Mincho" w:ascii="Times New Roman" w:hAnsi="Times New Roman"/>
+          <w:b w:val="0"/>
+          <w:i w:val="0"/>
+          <w:sz w:val="21"/>
+          <w:u w:val="none"/>
+        </w:rPr>
+        <w:t>It （　　　　）（　　　　　　　） saying that lack of sleep is bad for your health.</w:t>
+      </w:r>
+    </w:p>
+    <w:p>
+      <w:pPr>
+        <w:tabs>
+          <w:tab w:pos="9071" w:val="right"/>
+        </w:tabs>
+        <w:spacing w:before="60" w:after="0"/>
+        <w:ind w:left="170" w:firstLine="0"/>
+      </w:pPr>
+      <w:r>
+        <w:rPr>
+          <w:rFonts w:eastAsia="MS Mincho" w:ascii="Times New Roman" w:hAnsi="Times New Roman"/>
+          <w:b w:val="0"/>
+          <w:i w:val="0"/>
+          <w:sz w:val="21"/>
+          <w:u w:val="none"/>
+        </w:rPr>
+        <w:t>(8)　そのシステムは</w:t>
+      </w:r>
+      <w:r>
+        <w:rPr>
+          <w:rFonts w:eastAsia="MS Mincho" w:ascii="Times New Roman" w:hAnsi="Times New Roman"/>
+          <w:b w:val="0"/>
+          <w:i w:val="0"/>
+          <w:sz w:val="21"/>
+          <w:u w:val="single"/>
+        </w:rPr>
+        <w:t>顔認識</w:t>
+      </w:r>
+      <w:r>
+        <w:rPr>
+          <w:rFonts w:eastAsia="MS Mincho" w:ascii="Times New Roman" w:hAnsi="Times New Roman"/>
+          <w:b w:val="0"/>
+          <w:i w:val="0"/>
+          <w:sz w:val="21"/>
+          <w:u w:val="none"/>
+        </w:rPr>
+        <w:t>技術を使用している。</w:t>
+      </w:r>
+    </w:p>
+    <w:p>
+      <w:pPr>
+        <w:spacing w:before="0" w:after="80"/>
+        <w:ind w:left="454" w:firstLine="0"/>
+        <w:jc w:val="left"/>
+      </w:pPr>
+      <w:r>
+        <w:rPr>
+          <w:rFonts w:eastAsia="MS Mincho" w:ascii="Times New Roman" w:hAnsi="Times New Roman"/>
+          <w:b w:val="0"/>
+          <w:i w:val="0"/>
+          <w:sz w:val="21"/>
+          <w:u w:val="none"/>
+        </w:rPr>
+        <w:t>The system uses （　　　　） recognition technology.</w:t>
+      </w:r>
+    </w:p>
+    <w:p>
+      <w:pPr>
+        <w:tabs>
+          <w:tab w:pos="9071" w:val="right"/>
+        </w:tabs>
+        <w:spacing w:before="60" w:after="0"/>
+        <w:ind w:left="170" w:firstLine="0"/>
+      </w:pPr>
+      <w:r>
+        <w:rPr>
+          <w:rFonts w:eastAsia="MS Mincho" w:ascii="Times New Roman" w:hAnsi="Times New Roman"/>
+          <w:b w:val="0"/>
+          <w:i w:val="0"/>
+          <w:sz w:val="21"/>
+          <w:u w:val="none"/>
+        </w:rPr>
+        <w:t>(9)　彼らはキャンパーたちが山から</w:t>
+      </w:r>
+      <w:r>
+        <w:rPr>
+          <w:rFonts w:eastAsia="MS Mincho" w:ascii="Times New Roman" w:hAnsi="Times New Roman"/>
+          <w:b w:val="0"/>
+          <w:i w:val="0"/>
+          <w:sz w:val="21"/>
+          <w:u w:val="single"/>
+        </w:rPr>
+        <w:t>安全に</w:t>
+      </w:r>
+      <w:r>
+        <w:rPr>
+          <w:rFonts w:eastAsia="MS Mincho" w:ascii="Times New Roman" w:hAnsi="Times New Roman"/>
+          <w:b w:val="0"/>
+          <w:i w:val="0"/>
+          <w:sz w:val="21"/>
+          <w:u w:val="none"/>
+        </w:rPr>
+        <w:t>戻ってくるのを助けた。</w:t>
+      </w:r>
+    </w:p>
+    <w:p>
+      <w:pPr>
+        <w:spacing w:before="0" w:after="80"/>
+        <w:ind w:left="454" w:firstLine="0"/>
+        <w:jc w:val="left"/>
+      </w:pPr>
+      <w:r>
+        <w:rPr>
+          <w:rFonts w:eastAsia="MS Mincho" w:ascii="Times New Roman" w:hAnsi="Times New Roman"/>
+          <w:b w:val="0"/>
+          <w:i w:val="0"/>
+          <w:sz w:val="21"/>
+          <w:u w:val="none"/>
+        </w:rPr>
+        <w:t>They helped the campers come back from the mountain （　　　　　　）.</w:t>
       </w:r>
     </w:p>
     <w:p/>

--- a/output/exam_comm2_student.docx
+++ b/output/exam_comm2_student.docx
@@ -1336,6 +1336,38 @@
     </w:p>
     <w:p>
       <w:pPr>
+        <w:spacing w:before="0" w:after="0"/>
+        <w:ind w:left="283" w:firstLine="0"/>
+      </w:pPr>
+      <w:r>
+        <w:rPr>
+          <w:rFonts w:eastAsia="MS Mincho" w:ascii="Times New Roman" w:hAnsi="Times New Roman"/>
+          <w:b w:val="0"/>
+          <w:i w:val="0"/>
+          <w:sz w:val="21"/>
+          <w:u w:val="none"/>
+        </w:rPr>
+        <w:t xml:space="preserve">　</w:t>
+      </w:r>
+    </w:p>
+    <w:p>
+      <w:pPr>
+        <w:spacing w:before="0" w:after="0"/>
+        <w:ind w:left="283" w:firstLine="0"/>
+      </w:pPr>
+      <w:r>
+        <w:rPr>
+          <w:rFonts w:eastAsia="MS Mincho" w:ascii="Times New Roman" w:hAnsi="Times New Roman"/>
+          <w:b w:val="0"/>
+          <w:i w:val="0"/>
+          <w:sz w:val="21"/>
+          <w:u w:val="none"/>
+        </w:rPr>
+        <w:t xml:space="preserve">　</w:t>
+      </w:r>
+    </w:p>
+    <w:p>
+      <w:pPr>
         <w:spacing w:before="40" w:after="0"/>
         <w:ind w:left="283" w:firstLine="0"/>
       </w:pPr>
@@ -1348,6 +1380,54 @@
           <w:u w:val="none"/>
         </w:rPr>
         <w:t>（訳）</w:t>
+      </w:r>
+    </w:p>
+    <w:p>
+      <w:pPr>
+        <w:spacing w:before="0" w:after="0"/>
+        <w:ind w:left="283" w:firstLine="0"/>
+      </w:pPr>
+      <w:r>
+        <w:rPr>
+          <w:rFonts w:eastAsia="MS Mincho" w:ascii="Times New Roman" w:hAnsi="Times New Roman"/>
+          <w:b w:val="0"/>
+          <w:i w:val="0"/>
+          <w:sz w:val="21"/>
+          <w:u w:val="none"/>
+        </w:rPr>
+        <w:t xml:space="preserve">　</w:t>
+      </w:r>
+    </w:p>
+    <w:p>
+      <w:pPr>
+        <w:spacing w:before="0" w:after="0"/>
+        <w:ind w:left="283" w:firstLine="0"/>
+      </w:pPr>
+      <w:r>
+        <w:rPr>
+          <w:rFonts w:eastAsia="MS Mincho" w:ascii="Times New Roman" w:hAnsi="Times New Roman"/>
+          <w:b w:val="0"/>
+          <w:i w:val="0"/>
+          <w:sz w:val="21"/>
+          <w:u w:val="none"/>
+        </w:rPr>
+        <w:t xml:space="preserve">　</w:t>
+      </w:r>
+    </w:p>
+    <w:p>
+      <w:pPr>
+        <w:spacing w:before="0" w:after="0"/>
+        <w:ind w:left="283" w:firstLine="0"/>
+      </w:pPr>
+      <w:r>
+        <w:rPr>
+          <w:rFonts w:eastAsia="MS Mincho" w:ascii="Times New Roman" w:hAnsi="Times New Roman"/>
+          <w:b w:val="0"/>
+          <w:i w:val="0"/>
+          <w:sz w:val="21"/>
+          <w:u w:val="none"/>
+        </w:rPr>
+        <w:t xml:space="preserve">　</w:t>
       </w:r>
     </w:p>
     <w:p/>
@@ -1415,6 +1495,38 @@
     </w:p>
     <w:p>
       <w:pPr>
+        <w:spacing w:before="0" w:after="0"/>
+        <w:ind w:left="283" w:firstLine="0"/>
+      </w:pPr>
+      <w:r>
+        <w:rPr>
+          <w:rFonts w:eastAsia="MS Mincho" w:ascii="Times New Roman" w:hAnsi="Times New Roman"/>
+          <w:b w:val="0"/>
+          <w:i w:val="0"/>
+          <w:sz w:val="21"/>
+          <w:u w:val="none"/>
+        </w:rPr>
+        <w:t xml:space="preserve">　</w:t>
+      </w:r>
+    </w:p>
+    <w:p>
+      <w:pPr>
+        <w:spacing w:before="0" w:after="0"/>
+        <w:ind w:left="283" w:firstLine="0"/>
+      </w:pPr>
+      <w:r>
+        <w:rPr>
+          <w:rFonts w:eastAsia="MS Mincho" w:ascii="Times New Roman" w:hAnsi="Times New Roman"/>
+          <w:b w:val="0"/>
+          <w:i w:val="0"/>
+          <w:sz w:val="21"/>
+          <w:u w:val="none"/>
+        </w:rPr>
+        <w:t xml:space="preserve">　</w:t>
+      </w:r>
+    </w:p>
+    <w:p>
+      <w:pPr>
         <w:spacing w:before="40" w:after="0"/>
         <w:ind w:left="283" w:firstLine="0"/>
       </w:pPr>
@@ -1427,6 +1539,54 @@
           <w:u w:val="none"/>
         </w:rPr>
         <w:t>（訳）</w:t>
+      </w:r>
+    </w:p>
+    <w:p>
+      <w:pPr>
+        <w:spacing w:before="0" w:after="0"/>
+        <w:ind w:left="283" w:firstLine="0"/>
+      </w:pPr>
+      <w:r>
+        <w:rPr>
+          <w:rFonts w:eastAsia="MS Mincho" w:ascii="Times New Roman" w:hAnsi="Times New Roman"/>
+          <w:b w:val="0"/>
+          <w:i w:val="0"/>
+          <w:sz w:val="21"/>
+          <w:u w:val="none"/>
+        </w:rPr>
+        <w:t xml:space="preserve">　</w:t>
+      </w:r>
+    </w:p>
+    <w:p>
+      <w:pPr>
+        <w:spacing w:before="0" w:after="0"/>
+        <w:ind w:left="283" w:firstLine="0"/>
+      </w:pPr>
+      <w:r>
+        <w:rPr>
+          <w:rFonts w:eastAsia="MS Mincho" w:ascii="Times New Roman" w:hAnsi="Times New Roman"/>
+          <w:b w:val="0"/>
+          <w:i w:val="0"/>
+          <w:sz w:val="21"/>
+          <w:u w:val="none"/>
+        </w:rPr>
+        <w:t xml:space="preserve">　</w:t>
+      </w:r>
+    </w:p>
+    <w:p>
+      <w:pPr>
+        <w:spacing w:before="0" w:after="0"/>
+        <w:ind w:left="283" w:firstLine="0"/>
+      </w:pPr>
+      <w:r>
+        <w:rPr>
+          <w:rFonts w:eastAsia="MS Mincho" w:ascii="Times New Roman" w:hAnsi="Times New Roman"/>
+          <w:b w:val="0"/>
+          <w:i w:val="0"/>
+          <w:sz w:val="21"/>
+          <w:u w:val="none"/>
+        </w:rPr>
+        <w:t xml:space="preserve">　</w:t>
       </w:r>
     </w:p>
     <w:p>
@@ -1453,6 +1613,38 @@
           <w:u w:val="none"/>
         </w:rPr>
         <w:t>下線部が示す内容を日本語で具体的に答えなさい。</w:t>
+      </w:r>
+    </w:p>
+    <w:p>
+      <w:pPr>
+        <w:spacing w:before="0" w:after="0"/>
+        <w:ind w:left="397" w:firstLine="0"/>
+      </w:pPr>
+      <w:r>
+        <w:rPr>
+          <w:rFonts w:eastAsia="MS Mincho" w:ascii="Times New Roman" w:hAnsi="Times New Roman"/>
+          <w:b w:val="0"/>
+          <w:i w:val="0"/>
+          <w:sz w:val="21"/>
+          <w:u w:val="none"/>
+        </w:rPr>
+        <w:t xml:space="preserve">　</w:t>
+      </w:r>
+    </w:p>
+    <w:p>
+      <w:pPr>
+        <w:spacing w:before="0" w:after="0"/>
+        <w:ind w:left="397" w:firstLine="0"/>
+      </w:pPr>
+      <w:r>
+        <w:rPr>
+          <w:rFonts w:eastAsia="MS Mincho" w:ascii="Times New Roman" w:hAnsi="Times New Roman"/>
+          <w:b w:val="0"/>
+          <w:i w:val="0"/>
+          <w:sz w:val="21"/>
+          <w:u w:val="none"/>
+        </w:rPr>
+        <w:t xml:space="preserve">　</w:t>
       </w:r>
     </w:p>
     <w:p/>
@@ -1500,6 +1692,38 @@
     </w:p>
     <w:p>
       <w:pPr>
+        <w:spacing w:before="0" w:after="0"/>
+        <w:ind w:left="283" w:firstLine="0"/>
+      </w:pPr>
+      <w:r>
+        <w:rPr>
+          <w:rFonts w:eastAsia="MS Mincho" w:ascii="Times New Roman" w:hAnsi="Times New Roman"/>
+          <w:b w:val="0"/>
+          <w:i w:val="0"/>
+          <w:sz w:val="21"/>
+          <w:u w:val="none"/>
+        </w:rPr>
+        <w:t xml:space="preserve">　</w:t>
+      </w:r>
+    </w:p>
+    <w:p>
+      <w:pPr>
+        <w:spacing w:before="0" w:after="0"/>
+        <w:ind w:left="283" w:firstLine="0"/>
+      </w:pPr>
+      <w:r>
+        <w:rPr>
+          <w:rFonts w:eastAsia="MS Mincho" w:ascii="Times New Roman" w:hAnsi="Times New Roman"/>
+          <w:b w:val="0"/>
+          <w:i w:val="0"/>
+          <w:sz w:val="21"/>
+          <w:u w:val="none"/>
+        </w:rPr>
+        <w:t xml:space="preserve">　</w:t>
+      </w:r>
+    </w:p>
+    <w:p>
+      <w:pPr>
         <w:spacing w:before="40" w:after="0"/>
         <w:ind w:left="283" w:firstLine="0"/>
       </w:pPr>
@@ -1512,6 +1736,54 @@
           <w:u w:val="none"/>
         </w:rPr>
         <w:t>（訳）</w:t>
+      </w:r>
+    </w:p>
+    <w:p>
+      <w:pPr>
+        <w:spacing w:before="0" w:after="0"/>
+        <w:ind w:left="283" w:firstLine="0"/>
+      </w:pPr>
+      <w:r>
+        <w:rPr>
+          <w:rFonts w:eastAsia="MS Mincho" w:ascii="Times New Roman" w:hAnsi="Times New Roman"/>
+          <w:b w:val="0"/>
+          <w:i w:val="0"/>
+          <w:sz w:val="21"/>
+          <w:u w:val="none"/>
+        </w:rPr>
+        <w:t xml:space="preserve">　</w:t>
+      </w:r>
+    </w:p>
+    <w:p>
+      <w:pPr>
+        <w:spacing w:before="0" w:after="0"/>
+        <w:ind w:left="283" w:firstLine="0"/>
+      </w:pPr>
+      <w:r>
+        <w:rPr>
+          <w:rFonts w:eastAsia="MS Mincho" w:ascii="Times New Roman" w:hAnsi="Times New Roman"/>
+          <w:b w:val="0"/>
+          <w:i w:val="0"/>
+          <w:sz w:val="21"/>
+          <w:u w:val="none"/>
+        </w:rPr>
+        <w:t xml:space="preserve">　</w:t>
+      </w:r>
+    </w:p>
+    <w:p>
+      <w:pPr>
+        <w:spacing w:before="0" w:after="0"/>
+        <w:ind w:left="283" w:firstLine="0"/>
+      </w:pPr>
+      <w:r>
+        <w:rPr>
+          <w:rFonts w:eastAsia="MS Mincho" w:ascii="Times New Roman" w:hAnsi="Times New Roman"/>
+          <w:b w:val="0"/>
+          <w:i w:val="0"/>
+          <w:sz w:val="21"/>
+          <w:u w:val="none"/>
+        </w:rPr>
+        <w:t xml:space="preserve">　</w:t>
       </w:r>
     </w:p>
     <w:p/>
@@ -1559,6 +1831,38 @@
     </w:p>
     <w:p>
       <w:pPr>
+        <w:spacing w:before="0" w:after="0"/>
+        <w:ind w:left="283" w:firstLine="0"/>
+      </w:pPr>
+      <w:r>
+        <w:rPr>
+          <w:rFonts w:eastAsia="MS Mincho" w:ascii="Times New Roman" w:hAnsi="Times New Roman"/>
+          <w:b w:val="0"/>
+          <w:i w:val="0"/>
+          <w:sz w:val="21"/>
+          <w:u w:val="none"/>
+        </w:rPr>
+        <w:t xml:space="preserve">　</w:t>
+      </w:r>
+    </w:p>
+    <w:p>
+      <w:pPr>
+        <w:spacing w:before="0" w:after="0"/>
+        <w:ind w:left="283" w:firstLine="0"/>
+      </w:pPr>
+      <w:r>
+        <w:rPr>
+          <w:rFonts w:eastAsia="MS Mincho" w:ascii="Times New Roman" w:hAnsi="Times New Roman"/>
+          <w:b w:val="0"/>
+          <w:i w:val="0"/>
+          <w:sz w:val="21"/>
+          <w:u w:val="none"/>
+        </w:rPr>
+        <w:t xml:space="preserve">　</w:t>
+      </w:r>
+    </w:p>
+    <w:p>
+      <w:pPr>
         <w:spacing w:before="40" w:after="0"/>
         <w:ind w:left="283" w:firstLine="0"/>
       </w:pPr>
@@ -1571,6 +1875,54 @@
           <w:u w:val="none"/>
         </w:rPr>
         <w:t>（訳）</w:t>
+      </w:r>
+    </w:p>
+    <w:p>
+      <w:pPr>
+        <w:spacing w:before="0" w:after="0"/>
+        <w:ind w:left="283" w:firstLine="0"/>
+      </w:pPr>
+      <w:r>
+        <w:rPr>
+          <w:rFonts w:eastAsia="MS Mincho" w:ascii="Times New Roman" w:hAnsi="Times New Roman"/>
+          <w:b w:val="0"/>
+          <w:i w:val="0"/>
+          <w:sz w:val="21"/>
+          <w:u w:val="none"/>
+        </w:rPr>
+        <w:t xml:space="preserve">　</w:t>
+      </w:r>
+    </w:p>
+    <w:p>
+      <w:pPr>
+        <w:spacing w:before="0" w:after="0"/>
+        <w:ind w:left="283" w:firstLine="0"/>
+      </w:pPr>
+      <w:r>
+        <w:rPr>
+          <w:rFonts w:eastAsia="MS Mincho" w:ascii="Times New Roman" w:hAnsi="Times New Roman"/>
+          <w:b w:val="0"/>
+          <w:i w:val="0"/>
+          <w:sz w:val="21"/>
+          <w:u w:val="none"/>
+        </w:rPr>
+        <w:t xml:space="preserve">　</w:t>
+      </w:r>
+    </w:p>
+    <w:p>
+      <w:pPr>
+        <w:spacing w:before="0" w:after="0"/>
+        <w:ind w:left="283" w:firstLine="0"/>
+      </w:pPr>
+      <w:r>
+        <w:rPr>
+          <w:rFonts w:eastAsia="MS Mincho" w:ascii="Times New Roman" w:hAnsi="Times New Roman"/>
+          <w:b w:val="0"/>
+          <w:i w:val="0"/>
+          <w:sz w:val="21"/>
+          <w:u w:val="none"/>
+        </w:rPr>
+        <w:t xml:space="preserve">　</w:t>
       </w:r>
     </w:p>
     <w:p/>
@@ -1592,6 +1944,9 @@
     </w:p>
     <w:p>
       <w:pPr>
+        <w:tabs>
+          <w:tab w:pos="9071" w:val="right"/>
+        </w:tabs>
         <w:spacing w:before="80" w:after="0"/>
         <w:ind w:left="170" w:firstLine="0"/>
       </w:pPr>
@@ -1634,6 +1989,9 @@
     </w:p>
     <w:p>
       <w:pPr>
+        <w:tabs>
+          <w:tab w:pos="9071" w:val="right"/>
+        </w:tabs>
         <w:spacing w:before="80" w:after="0"/>
         <w:ind w:left="170" w:firstLine="0"/>
       </w:pPr>
@@ -1676,6 +2034,9 @@
     </w:p>
     <w:p>
       <w:pPr>
+        <w:tabs>
+          <w:tab w:pos="9071" w:val="right"/>
+        </w:tabs>
         <w:spacing w:before="80" w:after="0"/>
         <w:ind w:left="170" w:firstLine="0"/>
       </w:pPr>
@@ -1718,6 +2079,9 @@
     </w:p>
     <w:p>
       <w:pPr>
+        <w:tabs>
+          <w:tab w:pos="9071" w:val="right"/>
+        </w:tabs>
         <w:spacing w:before="80" w:after="0"/>
         <w:ind w:left="170" w:firstLine="0"/>
       </w:pPr>

--- a/output/exam_comm2_student.docx
+++ b/output/exam_comm2_student.docx
@@ -1241,7 +1241,7 @@
           <w:sz w:val="21"/>
           <w:u w:val="none"/>
         </w:rPr>
-        <w:t>下の例にならい、次の文１〜４に SVOCM の記号を振り構造を表しなさい。また、それにもとづいた英文の日本語訳を書きなさい。ただし、1 つの単語につき 2 つ以上の記号・下線は付さなくて良い。文全体の大きな構造がわかるように図示すること。</w:t>
+        <w:t>下の例にならい、次の文１〜２に SVOCM の記号を振り構造を表しなさい。また、それにもとづいた英文の日本語訳を書きなさい。ただし、1 つの単語につき 2 つ以上の記号・下線は付さなくて良い。文全体の大きな構造がわかるように図示すること。</w:t>
       </w:r>
     </w:p>
     <w:p>
@@ -1454,363 +1454,7 @@
           <w:sz w:val="21"/>
           <w:u w:val="none"/>
         </w:rPr>
-        <w:t xml:space="preserve">In March, the AI-based computer program AlphaGo, developed by DeepMind, </w:t>
-      </w:r>
-      <w:r>
-        <w:rPr>
-          <w:rFonts w:eastAsia="MS Mincho" w:ascii="Times New Roman" w:hAnsi="Times New Roman"/>
-          <w:b w:val="0"/>
-          <w:i w:val="0"/>
-          <w:sz w:val="21"/>
-          <w:u w:val="single"/>
-        </w:rPr>
-        <w:t>shocked the world</w:t>
-      </w:r>
-      <w:r>
-        <w:rPr>
-          <w:rFonts w:eastAsia="MS Mincho" w:ascii="Times New Roman" w:hAnsi="Times New Roman"/>
-          <w:b w:val="0"/>
-          <w:i w:val="0"/>
-          <w:sz w:val="21"/>
-          <w:u w:val="none"/>
-        </w:rPr>
-        <w:t xml:space="preserve"> when it defeated South Korean go grandmaster Lee Sedol in a five-game match of the ancient board game that requires deep insight.</w:t>
-      </w:r>
-    </w:p>
-    <w:p>
-      <w:pPr>
-        <w:spacing w:before="20" w:after="0"/>
-        <w:ind w:left="283" w:firstLine="0"/>
-      </w:pPr>
-      <w:r>
-        <w:rPr>
-          <w:rFonts w:eastAsia="MS Mincho" w:ascii="Times New Roman" w:hAnsi="Times New Roman"/>
-          <w:b w:val="0"/>
-          <w:i w:val="0"/>
-          <w:sz w:val="19"/>
-          <w:u w:val="none"/>
-        </w:rPr>
-        <w:t>（記号）</w:t>
-      </w:r>
-    </w:p>
-    <w:p>
-      <w:pPr>
-        <w:spacing w:before="0" w:after="0"/>
-        <w:ind w:left="283" w:firstLine="0"/>
-      </w:pPr>
-      <w:r>
-        <w:rPr>
-          <w:rFonts w:eastAsia="MS Mincho" w:ascii="Times New Roman" w:hAnsi="Times New Roman"/>
-          <w:b w:val="0"/>
-          <w:i w:val="0"/>
-          <w:sz w:val="21"/>
-          <w:u w:val="none"/>
-        </w:rPr>
-        <w:t xml:space="preserve">　</w:t>
-      </w:r>
-    </w:p>
-    <w:p>
-      <w:pPr>
-        <w:spacing w:before="0" w:after="0"/>
-        <w:ind w:left="283" w:firstLine="0"/>
-      </w:pPr>
-      <w:r>
-        <w:rPr>
-          <w:rFonts w:eastAsia="MS Mincho" w:ascii="Times New Roman" w:hAnsi="Times New Roman"/>
-          <w:b w:val="0"/>
-          <w:i w:val="0"/>
-          <w:sz w:val="21"/>
-          <w:u w:val="none"/>
-        </w:rPr>
-        <w:t xml:space="preserve">　</w:t>
-      </w:r>
-    </w:p>
-    <w:p>
-      <w:pPr>
-        <w:spacing w:before="40" w:after="0"/>
-        <w:ind w:left="283" w:firstLine="0"/>
-      </w:pPr>
-      <w:r>
-        <w:rPr>
-          <w:rFonts w:eastAsia="MS Mincho" w:ascii="Times New Roman" w:hAnsi="Times New Roman"/>
-          <w:b w:val="0"/>
-          <w:i w:val="0"/>
-          <w:sz w:val="19"/>
-          <w:u w:val="none"/>
-        </w:rPr>
-        <w:t>（訳）</w:t>
-      </w:r>
-    </w:p>
-    <w:p>
-      <w:pPr>
-        <w:spacing w:before="0" w:after="0"/>
-        <w:ind w:left="283" w:firstLine="0"/>
-      </w:pPr>
-      <w:r>
-        <w:rPr>
-          <w:rFonts w:eastAsia="MS Mincho" w:ascii="Times New Roman" w:hAnsi="Times New Roman"/>
-          <w:b w:val="0"/>
-          <w:i w:val="0"/>
-          <w:sz w:val="21"/>
-          <w:u w:val="none"/>
-        </w:rPr>
-        <w:t xml:space="preserve">　</w:t>
-      </w:r>
-    </w:p>
-    <w:p>
-      <w:pPr>
-        <w:spacing w:before="0" w:after="0"/>
-        <w:ind w:left="283" w:firstLine="0"/>
-      </w:pPr>
-      <w:r>
-        <w:rPr>
-          <w:rFonts w:eastAsia="MS Mincho" w:ascii="Times New Roman" w:hAnsi="Times New Roman"/>
-          <w:b w:val="0"/>
-          <w:i w:val="0"/>
-          <w:sz w:val="21"/>
-          <w:u w:val="none"/>
-        </w:rPr>
-        <w:t xml:space="preserve">　</w:t>
-      </w:r>
-    </w:p>
-    <w:p>
-      <w:pPr>
-        <w:spacing w:before="0" w:after="0"/>
-        <w:ind w:left="283" w:firstLine="0"/>
-      </w:pPr>
-      <w:r>
-        <w:rPr>
-          <w:rFonts w:eastAsia="MS Mincho" w:ascii="Times New Roman" w:hAnsi="Times New Roman"/>
-          <w:b w:val="0"/>
-          <w:i w:val="0"/>
-          <w:sz w:val="21"/>
-          <w:u w:val="none"/>
-        </w:rPr>
-        <w:t xml:space="preserve">　</w:t>
-      </w:r>
-    </w:p>
-    <w:p>
-      <w:pPr>
-        <w:spacing w:before="40" w:after="0"/>
-        <w:ind w:left="283" w:firstLine="0"/>
-      </w:pPr>
-      <w:r>
-        <w:rPr>
-          <w:rFonts w:eastAsia="MS Mincho" w:ascii="Times New Roman" w:hAnsi="Times New Roman"/>
-          <w:b/>
-          <w:i w:val="0"/>
-          <w:sz w:val="19"/>
-          <w:u w:val="none"/>
-        </w:rPr>
-        <w:t>（問）</w:t>
-      </w:r>
-      <w:r>
-        <w:rPr>
-          <w:rFonts w:eastAsia="MS Mincho" w:ascii="Times New Roman" w:hAnsi="Times New Roman"/>
-          <w:b w:val="0"/>
-          <w:i w:val="0"/>
-          <w:sz w:val="19"/>
-          <w:u w:val="none"/>
-        </w:rPr>
-        <w:t>下線部が示す内容を日本語で具体的に答えなさい。</w:t>
-      </w:r>
-    </w:p>
-    <w:p>
-      <w:pPr>
-        <w:spacing w:before="0" w:after="0"/>
-        <w:ind w:left="397" w:firstLine="0"/>
-      </w:pPr>
-      <w:r>
-        <w:rPr>
-          <w:rFonts w:eastAsia="MS Mincho" w:ascii="Times New Roman" w:hAnsi="Times New Roman"/>
-          <w:b w:val="0"/>
-          <w:i w:val="0"/>
-          <w:sz w:val="21"/>
-          <w:u w:val="none"/>
-        </w:rPr>
-        <w:t xml:space="preserve">　</w:t>
-      </w:r>
-    </w:p>
-    <w:p>
-      <w:pPr>
-        <w:spacing w:before="0" w:after="0"/>
-        <w:ind w:left="397" w:firstLine="0"/>
-      </w:pPr>
-      <w:r>
-        <w:rPr>
-          <w:rFonts w:eastAsia="MS Mincho" w:ascii="Times New Roman" w:hAnsi="Times New Roman"/>
-          <w:b w:val="0"/>
-          <w:i w:val="0"/>
-          <w:sz w:val="21"/>
-          <w:u w:val="none"/>
-        </w:rPr>
-        <w:t xml:space="preserve">　</w:t>
-      </w:r>
-    </w:p>
-    <w:p/>
-    <w:p>
-      <w:pPr>
-        <w:spacing w:before="120" w:after="0"/>
-        <w:ind w:left="170" w:firstLine="0"/>
-      </w:pPr>
-      <w:r>
-        <w:rPr>
-          <w:rFonts w:eastAsia="MS Mincho" w:ascii="Times New Roman" w:hAnsi="Times New Roman"/>
-          <w:b/>
-          <w:i w:val="0"/>
-          <w:sz w:val="21"/>
-          <w:u w:val="none"/>
-        </w:rPr>
-        <w:t xml:space="preserve">　3．</w:t>
-      </w:r>
-      <w:r>
-        <w:rPr>
-          <w:rFonts w:eastAsia="MS Mincho" w:ascii="Times New Roman" w:hAnsi="Times New Roman"/>
-          <w:b w:val="0"/>
-          <w:i w:val="0"/>
-          <w:sz w:val="21"/>
-          <w:u w:val="none"/>
-        </w:rPr>
         <w:t>Although we know that the earth revolves around the sun, we cannot recite the astronomical observations and calculations that led to that conclusion.</w:t>
-      </w:r>
-    </w:p>
-    <w:p>
-      <w:pPr>
-        <w:spacing w:before="20" w:after="0"/>
-        <w:ind w:left="283" w:firstLine="0"/>
-      </w:pPr>
-      <w:r>
-        <w:rPr>
-          <w:rFonts w:eastAsia="MS Mincho" w:ascii="Times New Roman" w:hAnsi="Times New Roman"/>
-          <w:b w:val="0"/>
-          <w:i w:val="0"/>
-          <w:sz w:val="19"/>
-          <w:u w:val="none"/>
-        </w:rPr>
-        <w:t>（記号）</w:t>
-      </w:r>
-    </w:p>
-    <w:p>
-      <w:pPr>
-        <w:spacing w:before="0" w:after="0"/>
-        <w:ind w:left="283" w:firstLine="0"/>
-      </w:pPr>
-      <w:r>
-        <w:rPr>
-          <w:rFonts w:eastAsia="MS Mincho" w:ascii="Times New Roman" w:hAnsi="Times New Roman"/>
-          <w:b w:val="0"/>
-          <w:i w:val="0"/>
-          <w:sz w:val="21"/>
-          <w:u w:val="none"/>
-        </w:rPr>
-        <w:t xml:space="preserve">　</w:t>
-      </w:r>
-    </w:p>
-    <w:p>
-      <w:pPr>
-        <w:spacing w:before="0" w:after="0"/>
-        <w:ind w:left="283" w:firstLine="0"/>
-      </w:pPr>
-      <w:r>
-        <w:rPr>
-          <w:rFonts w:eastAsia="MS Mincho" w:ascii="Times New Roman" w:hAnsi="Times New Roman"/>
-          <w:b w:val="0"/>
-          <w:i w:val="0"/>
-          <w:sz w:val="21"/>
-          <w:u w:val="none"/>
-        </w:rPr>
-        <w:t xml:space="preserve">　</w:t>
-      </w:r>
-    </w:p>
-    <w:p>
-      <w:pPr>
-        <w:spacing w:before="40" w:after="0"/>
-        <w:ind w:left="283" w:firstLine="0"/>
-      </w:pPr>
-      <w:r>
-        <w:rPr>
-          <w:rFonts w:eastAsia="MS Mincho" w:ascii="Times New Roman" w:hAnsi="Times New Roman"/>
-          <w:b w:val="0"/>
-          <w:i w:val="0"/>
-          <w:sz w:val="19"/>
-          <w:u w:val="none"/>
-        </w:rPr>
-        <w:t>（訳）</w:t>
-      </w:r>
-    </w:p>
-    <w:p>
-      <w:pPr>
-        <w:spacing w:before="0" w:after="0"/>
-        <w:ind w:left="283" w:firstLine="0"/>
-      </w:pPr>
-      <w:r>
-        <w:rPr>
-          <w:rFonts w:eastAsia="MS Mincho" w:ascii="Times New Roman" w:hAnsi="Times New Roman"/>
-          <w:b w:val="0"/>
-          <w:i w:val="0"/>
-          <w:sz w:val="21"/>
-          <w:u w:val="none"/>
-        </w:rPr>
-        <w:t xml:space="preserve">　</w:t>
-      </w:r>
-    </w:p>
-    <w:p>
-      <w:pPr>
-        <w:spacing w:before="0" w:after="0"/>
-        <w:ind w:left="283" w:firstLine="0"/>
-      </w:pPr>
-      <w:r>
-        <w:rPr>
-          <w:rFonts w:eastAsia="MS Mincho" w:ascii="Times New Roman" w:hAnsi="Times New Roman"/>
-          <w:b w:val="0"/>
-          <w:i w:val="0"/>
-          <w:sz w:val="21"/>
-          <w:u w:val="none"/>
-        </w:rPr>
-        <w:t xml:space="preserve">　</w:t>
-      </w:r>
-    </w:p>
-    <w:p>
-      <w:pPr>
-        <w:spacing w:before="0" w:after="0"/>
-        <w:ind w:left="283" w:firstLine="0"/>
-      </w:pPr>
-      <w:r>
-        <w:rPr>
-          <w:rFonts w:eastAsia="MS Mincho" w:ascii="Times New Roman" w:hAnsi="Times New Roman"/>
-          <w:b w:val="0"/>
-          <w:i w:val="0"/>
-          <w:sz w:val="21"/>
-          <w:u w:val="none"/>
-        </w:rPr>
-        <w:t xml:space="preserve">　</w:t>
-      </w:r>
-    </w:p>
-    <w:p/>
-    <w:p>
-      <w:pPr>
-        <w:spacing w:before="120" w:after="0"/>
-        <w:ind w:left="170" w:firstLine="0"/>
-      </w:pPr>
-      <w:r>
-        <w:rPr>
-          <w:rFonts w:eastAsia="MS Mincho" w:ascii="Times New Roman" w:hAnsi="Times New Roman"/>
-          <w:b/>
-          <w:i w:val="0"/>
-          <w:sz w:val="21"/>
-          <w:u w:val="none"/>
-        </w:rPr>
-        <w:t xml:space="preserve">　4．</w:t>
-      </w:r>
-      <w:r>
-        <w:rPr>
-          <w:rFonts w:eastAsia="MS Mincho" w:ascii="Times New Roman" w:hAnsi="Times New Roman"/>
-          <w:b w:val="0"/>
-          <w:i w:val="0"/>
-          <w:sz w:val="21"/>
-          <w:u w:val="none"/>
-        </w:rPr>
-        <w:t>Psychologists who believe that willpower is a limited resource say using up our willpower is the main reason that some of us fail to achieve our goals.</w:t>
       </w:r>
     </w:p>
     <w:p>
@@ -1939,7 +1583,7 @@
           <w:sz w:val="21"/>
           <w:u w:val="none"/>
         </w:rPr>
-        <w:t>下の５〜８の構文解釈が正しければア、間違っていればイを書きなさい。５〜６は SVOCM について、７〜８は句・節について（記号は〈名詞句・節〉　［形容詞句・節］　（副詞句・節））である。</w:t>
+        <w:t>下の３〜６の構文解釈が正しければア、間違っていればイを書きなさい。３〜４は SVOCM について、５〜６は句・節について（記号は〈名詞句・節〉　［形容詞句・節］　（副詞句・節））である。</w:t>
       </w:r>
     </w:p>
     <w:p>
@@ -1958,7 +1602,7 @@
           <w:sz w:val="21"/>
           <w:u w:val="none"/>
         </w:rPr>
-        <w:t xml:space="preserve">　5.　</w:t>
+        <w:t xml:space="preserve">　3.　</w:t>
       </w:r>
       <w:r>
         <w:rPr>
@@ -2003,7 +1647,7 @@
           <w:sz w:val="21"/>
           <w:u w:val="none"/>
         </w:rPr>
-        <w:t xml:space="preserve">　6.　</w:t>
+        <w:t xml:space="preserve">　4.　</w:t>
       </w:r>
       <w:r>
         <w:rPr>
@@ -2048,7 +1692,7 @@
           <w:sz w:val="21"/>
           <w:u w:val="none"/>
         </w:rPr>
-        <w:t xml:space="preserve">　7.　</w:t>
+        <w:t xml:space="preserve">　5.　</w:t>
       </w:r>
       <w:r>
         <w:rPr>
@@ -2093,7 +1737,7 @@
           <w:sz w:val="21"/>
           <w:u w:val="none"/>
         </w:rPr>
-        <w:t xml:space="preserve">　8.　</w:t>
+        <w:t xml:space="preserve">　6.　</w:t>
       </w:r>
       <w:r>
         <w:rPr>

--- a/output/exam_comm2_student.docx
+++ b/output/exam_comm2_student.docx
@@ -1288,8 +1288,70 @@
           <w:i w:val="0"/>
           <w:sz w:val="19"/>
           <w:u w:val="none"/>
+          <w:bdr w:val="single" w:sz="4" w:space="1" w:color="auto"/>
         </w:rPr>
-        <w:t>Developing nations were under-represented, (with competitors facing obstacles ranging from prejudice against disability to the high cost of wheelchairs).</w:t>
+        <w:t>Developing nations</w:t>
+      </w:r>
+      <w:r>
+        <w:rPr>
+          <w:rFonts w:eastAsia="MS Mincho" w:ascii="Times New Roman" w:hAnsi="Times New Roman"/>
+          <w:b w:val="0"/>
+          <w:i w:val="0"/>
+          <w:sz w:val="19"/>
+          <w:u w:val="none"/>
+        </w:rPr>
+        <w:t xml:space="preserve"> </w:t>
+      </w:r>
+      <w:r>
+        <w:rPr>
+          <w:rFonts w:eastAsia="MS Mincho" w:ascii="Times New Roman" w:hAnsi="Times New Roman"/>
+          <w:b w:val="0"/>
+          <w:i w:val="0"/>
+          <w:sz w:val="19"/>
+          <w:u w:val="single"/>
+        </w:rPr>
+        <w:t>were</w:t>
+      </w:r>
+      <w:r>
+        <w:rPr>
+          <w:rFonts w:eastAsia="MS Mincho" w:ascii="Times New Roman" w:hAnsi="Times New Roman"/>
+          <w:b w:val="0"/>
+          <w:i w:val="0"/>
+          <w:sz w:val="19"/>
+          <w:u w:val="none"/>
+        </w:rPr>
+        <w:t xml:space="preserve"> </w:t>
+      </w:r>
+      <w:r>
+        <w:rPr>
+          <w:rFonts w:eastAsia="MS Mincho" w:ascii="Times New Roman" w:hAnsi="Times New Roman"/>
+          <w:b w:val="0"/>
+          <w:i w:val="0"/>
+          <w:sz w:val="19"/>
+          <w:u w:val="none"/>
+          <w:u w:val="wave"/>
+        </w:rPr>
+        <w:t>under-represented</w:t>
+      </w:r>
+      <w:r>
+        <w:rPr>
+          <w:rFonts w:eastAsia="MS Mincho" w:ascii="Times New Roman" w:hAnsi="Times New Roman"/>
+          <w:b w:val="0"/>
+          <w:i w:val="0"/>
+          <w:sz w:val="19"/>
+          <w:u w:val="none"/>
+        </w:rPr>
+        <w:t xml:space="preserve"> </w:t>
+      </w:r>
+      <w:r>
+        <w:rPr>
+          <w:rFonts w:eastAsia="MS Mincho" w:ascii="Times New Roman" w:hAnsi="Times New Roman"/>
+          <w:b w:val="0"/>
+          <w:i w:val="0"/>
+          <w:sz w:val="19"/>
+          <w:u w:val="none"/>
+        </w:rPr>
+        <w:t>(, with competitors facing obstacles ranging from prejudice against disability to the high cost of wheelchairs).</w:t>
       </w:r>
     </w:p>
     <w:p>
@@ -1627,8 +1689,81 @@
           <w:i w:val="0"/>
           <w:sz w:val="19"/>
           <w:u w:val="none"/>
+          <w:bdr w:val="single" w:sz="4" w:space="1" w:color="auto"/>
         </w:rPr>
-        <w:t>S[X-rays] V[allowed] O[them] C[to look into their patients, identify where there were problems, and cure them].</w:t>
+        <w:t>X-rays</w:t>
+      </w:r>
+      <w:r>
+        <w:rPr>
+          <w:rFonts w:eastAsia="MS Mincho" w:ascii="Times New Roman" w:hAnsi="Times New Roman"/>
+          <w:b w:val="0"/>
+          <w:i w:val="0"/>
+          <w:sz w:val="19"/>
+          <w:u w:val="none"/>
+        </w:rPr>
+        <w:t xml:space="preserve"> </w:t>
+      </w:r>
+      <w:r>
+        <w:rPr>
+          <w:rFonts w:eastAsia="MS Mincho" w:ascii="Times New Roman" w:hAnsi="Times New Roman"/>
+          <w:b w:val="0"/>
+          <w:i w:val="0"/>
+          <w:sz w:val="19"/>
+          <w:u w:val="single"/>
+        </w:rPr>
+        <w:t>allowed</w:t>
+      </w:r>
+      <w:r>
+        <w:rPr>
+          <w:rFonts w:eastAsia="MS Mincho" w:ascii="Times New Roman" w:hAnsi="Times New Roman"/>
+          <w:b w:val="0"/>
+          <w:i w:val="0"/>
+          <w:sz w:val="19"/>
+          <w:u w:val="none"/>
+        </w:rPr>
+        <w:t xml:space="preserve"> </w:t>
+      </w:r>
+      <w:r>
+        <w:rPr>
+          <w:rFonts w:eastAsia="MS Mincho" w:ascii="Times New Roman" w:hAnsi="Times New Roman"/>
+          <w:b w:val="0"/>
+          <w:i w:val="0"/>
+          <w:sz w:val="19"/>
+          <w:u w:val="none"/>
+          <w:u w:val="double"/>
+        </w:rPr>
+        <w:t>them</w:t>
+      </w:r>
+      <w:r>
+        <w:rPr>
+          <w:rFonts w:eastAsia="MS Mincho" w:ascii="Times New Roman" w:hAnsi="Times New Roman"/>
+          <w:b w:val="0"/>
+          <w:i w:val="0"/>
+          <w:sz w:val="19"/>
+          <w:u w:val="none"/>
+        </w:rPr>
+        <w:t xml:space="preserve"> </w:t>
+      </w:r>
+      <w:r>
+        <w:rPr>
+          <w:rFonts w:eastAsia="MS Mincho" w:ascii="Times New Roman" w:hAnsi="Times New Roman"/>
+          <w:b w:val="0"/>
+          <w:i w:val="0"/>
+          <w:sz w:val="19"/>
+          <w:u w:val="none"/>
+          <w:u w:val="wave"/>
+        </w:rPr>
+        <w:t>to look into their patients, identify where there were problems, and cure them</w:t>
+      </w:r>
+      <w:r>
+        <w:rPr>
+          <w:rFonts w:eastAsia="MS Mincho" w:ascii="Times New Roman" w:hAnsi="Times New Roman"/>
+          <w:b w:val="0"/>
+          <w:i w:val="0"/>
+          <w:sz w:val="19"/>
+          <w:u w:val="none"/>
+        </w:rPr>
+        <w:t>.</w:t>
       </w:r>
     </w:p>
     <w:p>
@@ -1672,8 +1807,70 @@
           <w:i w:val="0"/>
           <w:sz w:val="19"/>
           <w:u w:val="none"/>
+          <w:bdr w:val="single" w:sz="4" w:space="1" w:color="auto"/>
         </w:rPr>
-        <w:t>S[Willpower] V[is] C[a mysterious] M（force [that helps us control our actions and achieve our goals]）.</w:t>
+        <w:t>Willpower</w:t>
+      </w:r>
+      <w:r>
+        <w:rPr>
+          <w:rFonts w:eastAsia="MS Mincho" w:ascii="Times New Roman" w:hAnsi="Times New Roman"/>
+          <w:b w:val="0"/>
+          <w:i w:val="0"/>
+          <w:sz w:val="19"/>
+          <w:u w:val="none"/>
+        </w:rPr>
+        <w:t xml:space="preserve"> </w:t>
+      </w:r>
+      <w:r>
+        <w:rPr>
+          <w:rFonts w:eastAsia="MS Mincho" w:ascii="Times New Roman" w:hAnsi="Times New Roman"/>
+          <w:b w:val="0"/>
+          <w:i w:val="0"/>
+          <w:sz w:val="19"/>
+          <w:u w:val="single"/>
+        </w:rPr>
+        <w:t>is</w:t>
+      </w:r>
+      <w:r>
+        <w:rPr>
+          <w:rFonts w:eastAsia="MS Mincho" w:ascii="Times New Roman" w:hAnsi="Times New Roman"/>
+          <w:b w:val="0"/>
+          <w:i w:val="0"/>
+          <w:sz w:val="19"/>
+          <w:u w:val="none"/>
+        </w:rPr>
+        <w:t xml:space="preserve"> </w:t>
+      </w:r>
+      <w:r>
+        <w:rPr>
+          <w:rFonts w:eastAsia="MS Mincho" w:ascii="Times New Roman" w:hAnsi="Times New Roman"/>
+          <w:b w:val="0"/>
+          <w:i w:val="0"/>
+          <w:sz w:val="19"/>
+          <w:u w:val="none"/>
+          <w:u w:val="wave"/>
+        </w:rPr>
+        <w:t>a mysterious</w:t>
+      </w:r>
+      <w:r>
+        <w:rPr>
+          <w:rFonts w:eastAsia="MS Mincho" w:ascii="Times New Roman" w:hAnsi="Times New Roman"/>
+          <w:b w:val="0"/>
+          <w:i w:val="0"/>
+          <w:sz w:val="19"/>
+          <w:u w:val="none"/>
+        </w:rPr>
+        <w:t xml:space="preserve"> </w:t>
+      </w:r>
+      <w:r>
+        <w:rPr>
+          <w:rFonts w:eastAsia="MS Mincho" w:ascii="Times New Roman" w:hAnsi="Times New Roman"/>
+          <w:b w:val="0"/>
+          <w:i w:val="0"/>
+          <w:sz w:val="19"/>
+          <w:u w:val="none"/>
+        </w:rPr>
+        <w:t>（force [that helps us control our actions and achieve our goals]）.</w:t>
       </w:r>
     </w:p>
     <w:p>
@@ -1717,8 +1914,81 @@
           <w:i w:val="0"/>
           <w:sz w:val="19"/>
           <w:u w:val="none"/>
+          <w:bdr w:val="single" w:sz="4" w:space="1" w:color="auto"/>
         </w:rPr>
-        <w:t>S[Chopik] V[says] O〈he isn't suggesting 〈we ignore our families〉〉, but O〈that friends make us feel better〉.</w:t>
+        <w:t>Chopik</w:t>
+      </w:r>
+      <w:r>
+        <w:rPr>
+          <w:rFonts w:eastAsia="MS Mincho" w:ascii="Times New Roman" w:hAnsi="Times New Roman"/>
+          <w:b w:val="0"/>
+          <w:i w:val="0"/>
+          <w:sz w:val="19"/>
+          <w:u w:val="none"/>
+        </w:rPr>
+        <w:t xml:space="preserve"> </w:t>
+      </w:r>
+      <w:r>
+        <w:rPr>
+          <w:rFonts w:eastAsia="MS Mincho" w:ascii="Times New Roman" w:hAnsi="Times New Roman"/>
+          <w:b w:val="0"/>
+          <w:i w:val="0"/>
+          <w:sz w:val="19"/>
+          <w:u w:val="single"/>
+        </w:rPr>
+        <w:t>says</w:t>
+      </w:r>
+      <w:r>
+        <w:rPr>
+          <w:rFonts w:eastAsia="MS Mincho" w:ascii="Times New Roman" w:hAnsi="Times New Roman"/>
+          <w:b w:val="0"/>
+          <w:i w:val="0"/>
+          <w:sz w:val="19"/>
+          <w:u w:val="none"/>
+        </w:rPr>
+        <w:t xml:space="preserve"> </w:t>
+      </w:r>
+      <w:r>
+        <w:rPr>
+          <w:rFonts w:eastAsia="MS Mincho" w:ascii="Times New Roman" w:hAnsi="Times New Roman"/>
+          <w:b w:val="0"/>
+          <w:i w:val="0"/>
+          <w:sz w:val="19"/>
+          <w:u w:val="none"/>
+          <w:u w:val="double"/>
+        </w:rPr>
+        <w:t>he isn't suggesting 〈we ignore our families〉</w:t>
+      </w:r>
+      <w:r>
+        <w:rPr>
+          <w:rFonts w:eastAsia="MS Mincho" w:ascii="Times New Roman" w:hAnsi="Times New Roman"/>
+          <w:b w:val="0"/>
+          <w:i w:val="0"/>
+          <w:sz w:val="19"/>
+          <w:u w:val="none"/>
+        </w:rPr>
+        <w:t xml:space="preserve">, but </w:t>
+      </w:r>
+      <w:r>
+        <w:rPr>
+          <w:rFonts w:eastAsia="MS Mincho" w:ascii="Times New Roman" w:hAnsi="Times New Roman"/>
+          <w:b w:val="0"/>
+          <w:i w:val="0"/>
+          <w:sz w:val="19"/>
+          <w:u w:val="none"/>
+          <w:u w:val="double"/>
+        </w:rPr>
+        <w:t>that friends make us feel better</w:t>
+      </w:r>
+      <w:r>
+        <w:rPr>
+          <w:rFonts w:eastAsia="MS Mincho" w:ascii="Times New Roman" w:hAnsi="Times New Roman"/>
+          <w:b w:val="0"/>
+          <w:i w:val="0"/>
+          <w:sz w:val="19"/>
+          <w:u w:val="none"/>
+        </w:rPr>
+        <w:t>.</w:t>
       </w:r>
     </w:p>
     <w:p>
@@ -1763,7 +2033,7 @@
           <w:sz w:val="19"/>
           <w:u w:val="none"/>
         </w:rPr>
-        <w:t>M（With friends）S[you] V[are] C[more likely to do activities] M（— they provide an outlet）.</w:t>
+        <w:t>（With friends）S[you] V[are] C[more likely to do activities] M（— they provide an outlet）.</w:t>
       </w:r>
     </w:p>
     <w:p>

--- a/output/exam_comm2_student.docx
+++ b/output/exam_comm2_student.docx
@@ -1380,118 +1380,6 @@
         <w:t>She also saw the poverty of her people and the hard lives of so many women who were fighting against such basic problems as lack of food, firewood and water, and against unemployment.</w:t>
       </w:r>
     </w:p>
-    <w:p>
-      <w:pPr>
-        <w:spacing w:before="20" w:after="0"/>
-        <w:ind w:left="283" w:firstLine="0"/>
-      </w:pPr>
-      <w:r>
-        <w:rPr>
-          <w:rFonts w:eastAsia="MS Mincho" w:ascii="Times New Roman" w:hAnsi="Times New Roman"/>
-          <w:b w:val="0"/>
-          <w:i w:val="0"/>
-          <w:sz w:val="19"/>
-          <w:u w:val="none"/>
-        </w:rPr>
-        <w:t>（記号）</w:t>
-      </w:r>
-    </w:p>
-    <w:p>
-      <w:pPr>
-        <w:spacing w:before="0" w:after="0"/>
-        <w:ind w:left="283" w:firstLine="0"/>
-      </w:pPr>
-      <w:r>
-        <w:rPr>
-          <w:rFonts w:eastAsia="MS Mincho" w:ascii="Times New Roman" w:hAnsi="Times New Roman"/>
-          <w:b w:val="0"/>
-          <w:i w:val="0"/>
-          <w:sz w:val="21"/>
-          <w:u w:val="none"/>
-        </w:rPr>
-        <w:t xml:space="preserve">　</w:t>
-      </w:r>
-    </w:p>
-    <w:p>
-      <w:pPr>
-        <w:spacing w:before="0" w:after="0"/>
-        <w:ind w:left="283" w:firstLine="0"/>
-      </w:pPr>
-      <w:r>
-        <w:rPr>
-          <w:rFonts w:eastAsia="MS Mincho" w:ascii="Times New Roman" w:hAnsi="Times New Roman"/>
-          <w:b w:val="0"/>
-          <w:i w:val="0"/>
-          <w:sz w:val="21"/>
-          <w:u w:val="none"/>
-        </w:rPr>
-        <w:t xml:space="preserve">　</w:t>
-      </w:r>
-    </w:p>
-    <w:p>
-      <w:pPr>
-        <w:spacing w:before="40" w:after="0"/>
-        <w:ind w:left="283" w:firstLine="0"/>
-      </w:pPr>
-      <w:r>
-        <w:rPr>
-          <w:rFonts w:eastAsia="MS Mincho" w:ascii="Times New Roman" w:hAnsi="Times New Roman"/>
-          <w:b w:val="0"/>
-          <w:i w:val="0"/>
-          <w:sz w:val="19"/>
-          <w:u w:val="none"/>
-        </w:rPr>
-        <w:t>（訳）</w:t>
-      </w:r>
-    </w:p>
-    <w:p>
-      <w:pPr>
-        <w:spacing w:before="0" w:after="0"/>
-        <w:ind w:left="283" w:firstLine="0"/>
-      </w:pPr>
-      <w:r>
-        <w:rPr>
-          <w:rFonts w:eastAsia="MS Mincho" w:ascii="Times New Roman" w:hAnsi="Times New Roman"/>
-          <w:b w:val="0"/>
-          <w:i w:val="0"/>
-          <w:sz w:val="21"/>
-          <w:u w:val="none"/>
-        </w:rPr>
-        <w:t xml:space="preserve">　</w:t>
-      </w:r>
-    </w:p>
-    <w:p>
-      <w:pPr>
-        <w:spacing w:before="0" w:after="0"/>
-        <w:ind w:left="283" w:firstLine="0"/>
-      </w:pPr>
-      <w:r>
-        <w:rPr>
-          <w:rFonts w:eastAsia="MS Mincho" w:ascii="Times New Roman" w:hAnsi="Times New Roman"/>
-          <w:b w:val="0"/>
-          <w:i w:val="0"/>
-          <w:sz w:val="21"/>
-          <w:u w:val="none"/>
-        </w:rPr>
-        <w:t xml:space="preserve">　</w:t>
-      </w:r>
-    </w:p>
-    <w:p>
-      <w:pPr>
-        <w:spacing w:before="0" w:after="0"/>
-        <w:ind w:left="283" w:firstLine="0"/>
-      </w:pPr>
-      <w:r>
-        <w:rPr>
-          <w:rFonts w:eastAsia="MS Mincho" w:ascii="Times New Roman" w:hAnsi="Times New Roman"/>
-          <w:b w:val="0"/>
-          <w:i w:val="0"/>
-          <w:sz w:val="21"/>
-          <w:u w:val="none"/>
-        </w:rPr>
-        <w:t xml:space="preserve">　</w:t>
-      </w:r>
-    </w:p>
     <w:p/>
     <w:p>
       <w:pPr>
@@ -1517,118 +1405,6 @@
           <w:u w:val="none"/>
         </w:rPr>
         <w:t>Although we know that the earth revolves around the sun, we cannot recite the astronomical observations and calculations that led to that conclusion.</w:t>
-      </w:r>
-    </w:p>
-    <w:p>
-      <w:pPr>
-        <w:spacing w:before="20" w:after="0"/>
-        <w:ind w:left="283" w:firstLine="0"/>
-      </w:pPr>
-      <w:r>
-        <w:rPr>
-          <w:rFonts w:eastAsia="MS Mincho" w:ascii="Times New Roman" w:hAnsi="Times New Roman"/>
-          <w:b w:val="0"/>
-          <w:i w:val="0"/>
-          <w:sz w:val="19"/>
-          <w:u w:val="none"/>
-        </w:rPr>
-        <w:t>（記号）</w:t>
-      </w:r>
-    </w:p>
-    <w:p>
-      <w:pPr>
-        <w:spacing w:before="0" w:after="0"/>
-        <w:ind w:left="283" w:firstLine="0"/>
-      </w:pPr>
-      <w:r>
-        <w:rPr>
-          <w:rFonts w:eastAsia="MS Mincho" w:ascii="Times New Roman" w:hAnsi="Times New Roman"/>
-          <w:b w:val="0"/>
-          <w:i w:val="0"/>
-          <w:sz w:val="21"/>
-          <w:u w:val="none"/>
-        </w:rPr>
-        <w:t xml:space="preserve">　</w:t>
-      </w:r>
-    </w:p>
-    <w:p>
-      <w:pPr>
-        <w:spacing w:before="0" w:after="0"/>
-        <w:ind w:left="283" w:firstLine="0"/>
-      </w:pPr>
-      <w:r>
-        <w:rPr>
-          <w:rFonts w:eastAsia="MS Mincho" w:ascii="Times New Roman" w:hAnsi="Times New Roman"/>
-          <w:b w:val="0"/>
-          <w:i w:val="0"/>
-          <w:sz w:val="21"/>
-          <w:u w:val="none"/>
-        </w:rPr>
-        <w:t xml:space="preserve">　</w:t>
-      </w:r>
-    </w:p>
-    <w:p>
-      <w:pPr>
-        <w:spacing w:before="40" w:after="0"/>
-        <w:ind w:left="283" w:firstLine="0"/>
-      </w:pPr>
-      <w:r>
-        <w:rPr>
-          <w:rFonts w:eastAsia="MS Mincho" w:ascii="Times New Roman" w:hAnsi="Times New Roman"/>
-          <w:b w:val="0"/>
-          <w:i w:val="0"/>
-          <w:sz w:val="19"/>
-          <w:u w:val="none"/>
-        </w:rPr>
-        <w:t>（訳）</w:t>
-      </w:r>
-    </w:p>
-    <w:p>
-      <w:pPr>
-        <w:spacing w:before="0" w:after="0"/>
-        <w:ind w:left="283" w:firstLine="0"/>
-      </w:pPr>
-      <w:r>
-        <w:rPr>
-          <w:rFonts w:eastAsia="MS Mincho" w:ascii="Times New Roman" w:hAnsi="Times New Roman"/>
-          <w:b w:val="0"/>
-          <w:i w:val="0"/>
-          <w:sz w:val="21"/>
-          <w:u w:val="none"/>
-        </w:rPr>
-        <w:t xml:space="preserve">　</w:t>
-      </w:r>
-    </w:p>
-    <w:p>
-      <w:pPr>
-        <w:spacing w:before="0" w:after="0"/>
-        <w:ind w:left="283" w:firstLine="0"/>
-      </w:pPr>
-      <w:r>
-        <w:rPr>
-          <w:rFonts w:eastAsia="MS Mincho" w:ascii="Times New Roman" w:hAnsi="Times New Roman"/>
-          <w:b w:val="0"/>
-          <w:i w:val="0"/>
-          <w:sz w:val="21"/>
-          <w:u w:val="none"/>
-        </w:rPr>
-        <w:t xml:space="preserve">　</w:t>
-      </w:r>
-    </w:p>
-    <w:p>
-      <w:pPr>
-        <w:spacing w:before="0" w:after="0"/>
-        <w:ind w:left="283" w:firstLine="0"/>
-      </w:pPr>
-      <w:r>
-        <w:rPr>
-          <w:rFonts w:eastAsia="MS Mincho" w:ascii="Times New Roman" w:hAnsi="Times New Roman"/>
-          <w:b w:val="0"/>
-          <w:i w:val="0"/>
-          <w:sz w:val="21"/>
-          <w:u w:val="none"/>
-        </w:rPr>
-        <w:t xml:space="preserve">　</w:t>
       </w:r>
     </w:p>
     <w:p/>

--- a/output/exam_comm2_student.docx
+++ b/output/exam_comm2_student.docx
@@ -1377,7 +1377,7 @@
           <w:sz w:val="21"/>
           <w:u w:val="none"/>
         </w:rPr>
-        <w:t>She also saw the poverty of her people and the hard lives of so many women who were fighting against such basic problems as lack of food, firewood and water, and against unemployment.</w:t>
+        <w:t>Becoming an adult is a step-by-step process, and just when the young are finally wise enough to be treated as young adults is not the time to give them free access to the drinks bar.</w:t>
       </w:r>
     </w:p>
     <w:p/>

--- a/output/exam_comm2_student.docx
+++ b/output/exam_comm2_student.docx
@@ -129,7 +129,7 @@
           <w:sz w:val="21"/>
           <w:u w:val="none"/>
         </w:rPr>
-        <w:t>(2)　彼らの政府は深刻な</w:t>
+        <w:t>(2)　平和への願いは</w:t>
       </w:r>
       <w:r>
         <w:rPr>
@@ -139,7 +139,7 @@
           <w:sz w:val="21"/>
           <w:u w:val="single"/>
         </w:rPr>
-        <w:t>財政危機</w:t>
+        <w:t>万国共通</w:t>
       </w:r>
       <w:r>
         <w:rPr>
@@ -149,7 +149,7 @@
           <w:sz w:val="21"/>
           <w:u w:val="none"/>
         </w:rPr>
-        <w:t>にある。</w:t>
+        <w:t>です。</w:t>
       </w:r>
     </w:p>
     <w:p>
@@ -166,7 +166,7 @@
           <w:sz w:val="21"/>
           <w:u w:val="none"/>
         </w:rPr>
-        <w:t>Their government is in a serious financial （　　　　　　）.</w:t>
+        <w:t>Hope for peace is （　　　　　　　　）.</w:t>
       </w:r>
     </w:p>
     <w:p>
@@ -353,7 +353,7 @@
           <w:sz w:val="21"/>
           <w:u w:val="none"/>
         </w:rPr>
-        <w:t>(6)　彼女は</w:t>
+        <w:t>(6)　生徒会は全生徒に</w:t>
       </w:r>
       <w:r>
         <w:rPr>
@@ -363,7 +363,7 @@
           <w:sz w:val="21"/>
           <w:u w:val="single"/>
         </w:rPr>
-        <w:t>ラッシュアワーの</w:t>
+        <w:t>調査を行う</w:t>
       </w:r>
       <w:r>
         <w:rPr>
@@ -373,7 +373,7 @@
           <w:sz w:val="21"/>
           <w:u w:val="none"/>
         </w:rPr>
-        <w:t>渋滞に巻き込まれて会議に遅れた。</w:t>
+        <w:t>つもりです。</w:t>
       </w:r>
     </w:p>
     <w:p>
@@ -390,7 +390,7 @@
           <w:sz w:val="21"/>
           <w:u w:val="none"/>
         </w:rPr>
-        <w:t>She was caught in （　　　　） hour traffic and was late for the meeting.</w:t>
+        <w:t>The student council is going to （　　　　　　　） a survey of all the students.</w:t>
       </w:r>
     </w:p>
     <w:p>
@@ -465,7 +465,7 @@
           <w:sz w:val="21"/>
           <w:u w:val="none"/>
         </w:rPr>
-        <w:t>(8)　そのシステムは</w:t>
+        <w:t>(8)　そのシステムは顔</w:t>
       </w:r>
       <w:r>
         <w:rPr>
@@ -475,7 +475,7 @@
           <w:sz w:val="21"/>
           <w:u w:val="single"/>
         </w:rPr>
-        <w:t>顔認識</w:t>
+        <w:t>認識</w:t>
       </w:r>
       <w:r>
         <w:rPr>
@@ -502,7 +502,7 @@
           <w:sz w:val="21"/>
           <w:u w:val="none"/>
         </w:rPr>
-        <w:t>The system uses （　　　　） recognition technology.</w:t>
+        <w:t>The system uses facial （　　　　　　　　　） technology.</w:t>
       </w:r>
     </w:p>
     <w:p>
@@ -879,7 +879,7 @@
           <w:sz w:val="21"/>
           <w:u w:val="none"/>
         </w:rPr>
-        <w:t>[ ア it's true that ／ イ in this way ／ ウ similarly ／ エ what's more ／ オ in short ]</w:t>
+        <w:t>[ ア it's true that ／ イ in this way ／ ウ similarly ／ エ what's more ／ オ nevertheless ]</w:t>
       </w:r>
     </w:p>
     <w:p>
@@ -906,7 +906,7 @@
           <w:sz w:val="21"/>
           <w:u w:val="none"/>
         </w:rPr>
-        <w:t xml:space="preserve">　Choose the best word for each blank from options ア to エ.</w:t>
+        <w:t xml:space="preserve">　Choose the best word for each blank from options ア to エ. 記号で答えなさい。</w:t>
       </w:r>
       <w:r>
         <w:rPr>
@@ -1215,7 +1215,7 @@
           <w:sz w:val="21"/>
           <w:u w:val="none"/>
         </w:rPr>
-        <w:t xml:space="preserve">　以下の英文解釈に関する問題に答えなさい。</w:t>
+        <w:t xml:space="preserve">　以下の英文解釈に関する問題に答えなさい。（各4点：構造2点・和訳2点）</w:t>
       </w:r>
       <w:r>
         <w:rPr>
@@ -1866,7 +1866,7 @@
           <w:sz w:val="21"/>
           <w:u w:val="none"/>
         </w:rPr>
-        <w:t xml:space="preserve">　1．定期的に運動する人々は自分自身により満足している。</w:t>
+        <w:t xml:space="preserve">　1．毎日運動する人々は自分自身により満足している。</w:t>
       </w:r>
     </w:p>
     <w:p>
@@ -1883,7 +1883,7 @@
           <w:sz w:val="21"/>
           <w:u w:val="none"/>
         </w:rPr>
-        <w:t>( those / who / exercise / regularly / feel / better / about / themselves ).</w:t>
+        <w:t>( those / who / exercise / every / day / feel / better / about ) themselves.</w:t>
       </w:r>
     </w:p>
     <w:p>
@@ -1977,7 +1977,7 @@
           <w:sz w:val="21"/>
           <w:u w:val="none"/>
         </w:rPr>
-        <w:t xml:space="preserve">　4．あなたに必要なのは十分な睡眠だ。</w:t>
+        <w:t xml:space="preserve">　4．十分な睡眠をとることが、あなたに本当に必要なことだ。</w:t>
       </w:r>
     </w:p>
     <w:p>
@@ -1994,7 +1994,7 @@
           <w:sz w:val="21"/>
           <w:u w:val="none"/>
         </w:rPr>
-        <w:t>( what / you / need / is / to / get / enough / sleep ).</w:t>
+        <w:t>( getting / enough / sleep / is / what / you / really / need ).</w:t>
       </w:r>
     </w:p>
     <w:p>
@@ -2058,7 +2058,7 @@
           <w:sz w:val="21"/>
           <w:u w:val="none"/>
         </w:rPr>
-        <w:t xml:space="preserve">　以下の英文を読み、各問いに答えなさい。</w:t>
+        <w:t xml:space="preserve">　以下の英文を読み、各問いに答えなさい。番号で答えなさい。</w:t>
       </w:r>
       <w:r>
         <w:rPr>

--- a/output/exam_comm2_student.docx
+++ b/output/exam_comm2_student.docx
@@ -465,7 +465,7 @@
           <w:sz w:val="21"/>
           <w:u w:val="none"/>
         </w:rPr>
-        <w:t>(8)　そのシステムは顔</w:t>
+        <w:t>(8)　そのシステムは</w:t>
       </w:r>
       <w:r>
         <w:rPr>
@@ -475,7 +475,7 @@
           <w:sz w:val="21"/>
           <w:u w:val="single"/>
         </w:rPr>
-        <w:t>認識</w:t>
+        <w:t>顔</w:t>
       </w:r>
       <w:r>
         <w:rPr>
@@ -485,7 +485,7 @@
           <w:sz w:val="21"/>
           <w:u w:val="none"/>
         </w:rPr>
-        <w:t>技術を使用している。</w:t>
+        <w:t>認識技術を使用している。</w:t>
       </w:r>
     </w:p>
     <w:p>
@@ -502,7 +502,7 @@
           <w:sz w:val="21"/>
           <w:u w:val="none"/>
         </w:rPr>
-        <w:t>The system uses facial （　　　　　　　　　） technology.</w:t>
+        <w:t>The system uses （　　　　　　） recognition technology.</w:t>
       </w:r>
     </w:p>
     <w:p>

--- a/output/exam_comm2_student.docx
+++ b/output/exam_comm2_student.docx
@@ -1836,7 +1836,7 @@
           <w:sz w:val="21"/>
           <w:u w:val="none"/>
         </w:rPr>
-        <w:t xml:space="preserve">　日本語の意味を表す英文になるように語を並べ替え，（　）内の４番目と８番目（文頭からではなく，（　）内であることに注意）に来る語を解答欄に記入しなさい。（解答欄に記入するのは１語ずつである。また，文頭に来る語も１文字目は小文字になっている）</w:t>
+        <w:t xml:space="preserve">　日本語の意味を表す英文になるように（　）内の語句を並べ替え，（　）内で２番目と５番目に来る語句を解答欄に記入しなさい。解答欄には１語句ずつ記入すること。なお，複数の単語からなる選択肢も一つの語句として数える。また，文頭に来る語も１文字目は小文字になっている。</w:t>
       </w:r>
       <w:r>
         <w:rPr>
@@ -1866,7 +1866,7 @@
           <w:sz w:val="21"/>
           <w:u w:val="none"/>
         </w:rPr>
-        <w:t xml:space="preserve">　1．毎日運動する人々は自分自身により満足している。</w:t>
+        <w:t xml:space="preserve">　1．定期的に運動する人々は自分自身により満足している。</w:t>
       </w:r>
     </w:p>
     <w:p>
@@ -1883,7 +1883,7 @@
           <w:sz w:val="21"/>
           <w:u w:val="none"/>
         </w:rPr>
-        <w:t>( those / who / exercise / every / day / feel / better / about ) themselves.</w:t>
+        <w:t>( those / who / exercise regularly / feel / better / about / themselves ).</w:t>
       </w:r>
     </w:p>
     <w:p>
@@ -1977,7 +1977,7 @@
           <w:sz w:val="21"/>
           <w:u w:val="none"/>
         </w:rPr>
-        <w:t xml:space="preserve">　4．十分な睡眠をとることが、あなたに本当に必要なことだ。</w:t>
+        <w:t xml:space="preserve">　4．十分な睡眠をとることが、あなたに必要なことだ。</w:t>
       </w:r>
     </w:p>
     <w:p>
@@ -1994,7 +1994,7 @@
           <w:sz w:val="21"/>
           <w:u w:val="none"/>
         </w:rPr>
-        <w:t>( getting / enough / sleep / is / what / you / really / need ).</w:t>
+        <w:t>( what / you / need / is to get / enough / sleep ).</w:t>
       </w:r>
     </w:p>
     <w:p>

--- a/output/exam_comm2_student.docx
+++ b/output/exam_comm2_student.docx
@@ -44,7 +44,7 @@
           <w:sz w:val="21"/>
           <w:u w:val="none"/>
         </w:rPr>
-        <w:t xml:space="preserve">　日本文の意味になるように英文の空所に適語を入れなさい。空欄にアルファベットがあるものは、それではじまる単語を答えること。</w:t>
+        <w:t xml:space="preserve">　日本文の意味になるように、ワークブックで学習した語句を用いて英文の空所を補いなさい。空欄にアルファベットがあるものは、それではじまる単語を答えること。</w:t>
       </w:r>
       <w:r>
         <w:rPr>

--- a/output/exam_comm2_student.docx
+++ b/output/exam_comm2_student.docx
@@ -44,7 +44,7 @@
           <w:sz w:val="21"/>
           <w:u w:val="none"/>
         </w:rPr>
-        <w:t xml:space="preserve">　日本文の意味になるように、ワークブックで学習した語句を用いて英文の空所を補いなさい。空欄にアルファベットがあるものは、それではじまる単語を答えること。</w:t>
+        <w:t xml:space="preserve">　日本文の意味になるように英文の空所に適語を入れなさい。空欄にアルファベットがあるものは、それではじまる単語を答えること。</w:t>
       </w:r>
       <w:r>
         <w:rPr>

--- a/output/exam_comm2_student.docx
+++ b/output/exam_comm2_student.docx
@@ -1148,7 +1148,7 @@
           <w:sz w:val="21"/>
           <w:u w:val="none"/>
         </w:rPr>
-        <w:t>解答例　　（ planners ） once （ used ）</w:t>
+        <w:t>解答例　　（ once ） used（ to ）</w:t>
       </w:r>
     </w:p>
     <w:p>
@@ -1568,113 +1568,6 @@
           <w:sz w:val="21"/>
           <w:u w:val="none"/>
         </w:rPr>
-        <w:t>Willpower is a mysterious force that helps us control our actions and achieve our goals.</w:t>
-      </w:r>
-    </w:p>
-    <w:p>
-      <w:pPr>
-        <w:spacing w:before="20" w:after="0"/>
-        <w:ind w:left="397" w:firstLine="0"/>
-      </w:pPr>
-      <w:r>
-        <w:rPr>
-          <w:rFonts w:eastAsia="MS Mincho" w:ascii="Times New Roman" w:hAnsi="Times New Roman"/>
-          <w:b w:val="0"/>
-          <w:i w:val="0"/>
-          <w:sz w:val="19"/>
-          <w:u w:val="none"/>
-          <w:bdr w:val="single" w:sz="4" w:space="1" w:color="auto"/>
-        </w:rPr>
-        <w:t>Willpower</w:t>
-      </w:r>
-      <w:r>
-        <w:rPr>
-          <w:rFonts w:eastAsia="MS Mincho" w:ascii="Times New Roman" w:hAnsi="Times New Roman"/>
-          <w:b w:val="0"/>
-          <w:i w:val="0"/>
-          <w:sz w:val="19"/>
-          <w:u w:val="none"/>
-        </w:rPr>
-        <w:t xml:space="preserve"> </w:t>
-      </w:r>
-      <w:r>
-        <w:rPr>
-          <w:rFonts w:eastAsia="MS Mincho" w:ascii="Times New Roman" w:hAnsi="Times New Roman"/>
-          <w:b w:val="0"/>
-          <w:i w:val="0"/>
-          <w:sz w:val="19"/>
-          <w:u w:val="single"/>
-        </w:rPr>
-        <w:t>is</w:t>
-      </w:r>
-      <w:r>
-        <w:rPr>
-          <w:rFonts w:eastAsia="MS Mincho" w:ascii="Times New Roman" w:hAnsi="Times New Roman"/>
-          <w:b w:val="0"/>
-          <w:i w:val="0"/>
-          <w:sz w:val="19"/>
-          <w:u w:val="none"/>
-        </w:rPr>
-        <w:t xml:space="preserve"> </w:t>
-      </w:r>
-      <w:r>
-        <w:rPr>
-          <w:rFonts w:eastAsia="MS Mincho" w:ascii="Times New Roman" w:hAnsi="Times New Roman"/>
-          <w:b w:val="0"/>
-          <w:i w:val="0"/>
-          <w:sz w:val="19"/>
-          <w:u w:val="none"/>
-          <w:u w:val="wave"/>
-        </w:rPr>
-        <w:t>a mysterious</w:t>
-      </w:r>
-      <w:r>
-        <w:rPr>
-          <w:rFonts w:eastAsia="MS Mincho" w:ascii="Times New Roman" w:hAnsi="Times New Roman"/>
-          <w:b w:val="0"/>
-          <w:i w:val="0"/>
-          <w:sz w:val="19"/>
-          <w:u w:val="none"/>
-        </w:rPr>
-        <w:t xml:space="preserve"> </w:t>
-      </w:r>
-      <w:r>
-        <w:rPr>
-          <w:rFonts w:eastAsia="MS Mincho" w:ascii="Times New Roman" w:hAnsi="Times New Roman"/>
-          <w:b w:val="0"/>
-          <w:i w:val="0"/>
-          <w:sz w:val="19"/>
-          <w:u w:val="none"/>
-        </w:rPr>
-        <w:t>（force [that helps us control our actions and achieve our goals]）.</w:t>
-      </w:r>
-    </w:p>
-    <w:p>
-      <w:pPr>
-        <w:tabs>
-          <w:tab w:pos="9071" w:val="right"/>
-        </w:tabs>
-        <w:spacing w:before="80" w:after="0"/>
-        <w:ind w:left="170" w:firstLine="0"/>
-      </w:pPr>
-      <w:r>
-        <w:rPr>
-          <w:rFonts w:eastAsia="MS Mincho" w:ascii="Times New Roman" w:hAnsi="Times New Roman"/>
-          <w:b/>
-          <w:i w:val="0"/>
-          <w:sz w:val="21"/>
-          <w:u w:val="none"/>
-        </w:rPr>
-        <w:t xml:space="preserve">　5.　</w:t>
-      </w:r>
-      <w:r>
-        <w:rPr>
-          <w:rFonts w:eastAsia="MS Mincho" w:ascii="Times New Roman" w:hAnsi="Times New Roman"/>
-          <w:b w:val="0"/>
-          <w:i w:val="0"/>
-          <w:sz w:val="21"/>
-          <w:u w:val="none"/>
-        </w:rPr>
         <w:t>Chopik says he isn't suggesting we ignore our families, but that friends make us feel better.</w:t>
       </w:r>
     </w:p>
@@ -1783,6 +1676,51 @@
           <w:sz w:val="21"/>
           <w:u w:val="none"/>
         </w:rPr>
+        <w:t xml:space="preserve">　5.　</w:t>
+      </w:r>
+      <w:r>
+        <w:rPr>
+          <w:rFonts w:eastAsia="MS Mincho" w:ascii="Times New Roman" w:hAnsi="Times New Roman"/>
+          <w:b w:val="0"/>
+          <w:i w:val="0"/>
+          <w:sz w:val="21"/>
+          <w:u w:val="none"/>
+        </w:rPr>
+        <w:t>Willpower is a mysterious force that helps us control our actions and achieve our goals.</w:t>
+      </w:r>
+    </w:p>
+    <w:p>
+      <w:pPr>
+        <w:spacing w:before="20" w:after="0"/>
+        <w:ind w:left="397" w:firstLine="0"/>
+      </w:pPr>
+      <w:r>
+        <w:rPr>
+          <w:rFonts w:eastAsia="MS Mincho" w:ascii="Times New Roman" w:hAnsi="Times New Roman"/>
+          <w:b w:val="0"/>
+          <w:i w:val="0"/>
+          <w:sz w:val="19"/>
+          <w:u w:val="none"/>
+        </w:rPr>
+        <w:t>Willpower is a mysterious （force [that helps us control our actions and achieve our goals]）.</w:t>
+      </w:r>
+    </w:p>
+    <w:p>
+      <w:pPr>
+        <w:tabs>
+          <w:tab w:pos="9071" w:val="right"/>
+        </w:tabs>
+        <w:spacing w:before="80" w:after="0"/>
+        <w:ind w:left="170" w:firstLine="0"/>
+      </w:pPr>
+      <w:r>
+        <w:rPr>
+          <w:rFonts w:eastAsia="MS Mincho" w:ascii="Times New Roman" w:hAnsi="Times New Roman"/>
+          <w:b/>
+          <w:i w:val="0"/>
+          <w:sz w:val="21"/>
+          <w:u w:val="none"/>
+        </w:rPr>
         <w:t xml:space="preserve">　6.　</w:t>
       </w:r>
       <w:r>
@@ -1809,7 +1747,7 @@
           <w:sz w:val="19"/>
           <w:u w:val="none"/>
         </w:rPr>
-        <w:t>（With friends）S[you] V[are] C[more likely to do activities] M（— they provide an outlet）.</w:t>
+        <w:t>（With friends）you are [more likely to do activities] （— they provide an outlet）.</w:t>
       </w:r>
     </w:p>
     <w:p>
@@ -1883,7 +1821,7 @@
           <w:sz w:val="21"/>
           <w:u w:val="none"/>
         </w:rPr>
-        <w:t>( those / who / exercise regularly / feel / better / about / themselves ).</w:t>
+        <w:t>（ themselves / exercise regularly / better / those / about / feel / who ）.</w:t>
       </w:r>
     </w:p>
     <w:p>
@@ -1920,7 +1858,7 @@
           <w:sz w:val="21"/>
           <w:u w:val="none"/>
         </w:rPr>
-        <w:t>Don't ( put / off / until / tomorrow / what / you / can / do ) today.</w:t>
+        <w:t>Don't（ tomorrow / do / put / you / off / what / until / can ）today.</w:t>
       </w:r>
     </w:p>
     <w:p>
@@ -1957,7 +1895,7 @@
           <w:sz w:val="21"/>
           <w:u w:val="none"/>
         </w:rPr>
-        <w:t>She ( is / the / girl / who / I / think / will / win ) the prize.</w:t>
+        <w:t>She（ will / girl / think / is / win / I / the / who ）the prize.</w:t>
       </w:r>
     </w:p>
     <w:p>
@@ -1994,7 +1932,7 @@
           <w:sz w:val="21"/>
           <w:u w:val="none"/>
         </w:rPr>
-        <w:t>( what / you / need / is to get / enough / sleep ).</w:t>
+        <w:t>（ enough / need / sleep / what / is to get / you ）</w:t>
       </w:r>
     </w:p>
     <w:p>
@@ -2031,7 +1969,7 @@
           <w:sz w:val="21"/>
           <w:u w:val="none"/>
         </w:rPr>
-        <w:t>It is important ( to / make / friends / with / people / with / whom / you ) can share new experiences.</w:t>
+        <w:t>It is important（ whom / people / to / you / with / make / can share new experiences / friends / with ）.</w:t>
       </w:r>
     </w:p>
     <w:p>
@@ -2659,11 +2597,11 @@
           <w:sz w:val="21"/>
           <w:u w:val="none"/>
         </w:rPr>
-        <w:t>ア colonies　　イ culture　　ウ preserve　　エ famous　　オ factories</w:t>
+        <w:t>ア colonies　　イ culture　　ウ preserve　　エ renowned　　オ factories</w:t>
         <w:br/>
         <w:t>カ ancient　　キ curry　　ク traditions　　ケ herbs　　コ Industrial</w:t>
         <w:br/>
-        <w:t>※ サ image　　シ export　（使わないものが２つある）</w:t>
+        <w:t>サ image　　シ export　（使わないものが２つある）</w:t>
       </w:r>
     </w:p>
     <w:p>
